--- a/КИСП/ЛР10_ЛаврешинКИСП.docx
+++ b/КИСП/ЛР10_ЛаврешинКИСП.docx
@@ -1,6 +1,6 @@
 
 <file path=word/document.xml><?xml version="1.0" encoding="utf-8"?>
-<w:document xmlns:wpc="http://schemas.microsoft.com/office/word/2010/wordprocessingCanvas" xmlns:cx="http://schemas.microsoft.com/office/drawing/2014/chartex" xmlns:cx1="http://schemas.microsoft.com/office/drawing/2015/9/8/chartex" xmlns:cx2="http://schemas.microsoft.com/office/drawing/2015/10/21/chartex" xmlns:cx3="http://schemas.microsoft.com/office/drawing/2016/5/9/chartex" xmlns:cx4="http://schemas.microsoft.com/office/drawing/2016/5/10/chartex" xmlns:cx5="http://schemas.microsoft.com/office/drawing/2016/5/11/chartex" xmlns:cx6="http://schemas.microsoft.com/office/drawing/2016/5/12/chartex" xmlns:cx7="http://schemas.microsoft.com/office/drawing/2016/5/13/chartex" xmlns:cx8="http://schemas.microsoft.com/office/drawing/2016/5/14/chartex" xmlns:mc="http://schemas.openxmlformats.org/markup-compatibility/2006" xmlns:aink="http://schemas.microsoft.com/office/drawing/2016/ink" xmlns:am3d="http://schemas.microsoft.com/office/drawing/2017/model3d" xmlns:o="urn:schemas-microsoft-com:office:office" xmlns:oel="http://schemas.microsoft.com/office/2019/extlst" xmlns:r="http://schemas.openxmlformats.org/officeDocument/2006/relationships" xmlns:m="http://schemas.openxmlformats.org/officeDocument/2006/math" xmlns:v="urn:schemas-microsoft-com:vml" xmlns:wp14="http://schemas.microsoft.com/office/word/2010/wordprocessingDrawing" xmlns:wp="http://schemas.openxmlformats.org/drawingml/2006/wordprocessingDrawing" xmlns:w10="urn:schemas-microsoft-com:office:word" xmlns:w="http://schemas.openxmlformats.org/wordprocessingml/2006/main" xmlns:w14="http://schemas.microsoft.com/office/word/2010/wordml" xmlns:w15="http://schemas.microsoft.com/office/word/2012/wordml" xmlns:w16cex="http://schemas.microsoft.com/office/word/2018/wordml/cex" xmlns:w16cid="http://schemas.microsoft.com/office/word/2016/wordml/cid" xmlns:w16="http://schemas.microsoft.com/office/word/2018/wordml" xmlns:w16sdtdh="http://schemas.microsoft.com/office/word/2020/wordml/sdtdatahash" xmlns:w16se="http://schemas.microsoft.com/office/word/2015/wordml/symex" xmlns:wpg="http://schemas.microsoft.com/office/word/2010/wordprocessingGroup" xmlns:wpi="http://schemas.microsoft.com/office/word/2010/wordprocessingInk" xmlns:wne="http://schemas.microsoft.com/office/word/2006/wordml" xmlns:wps="http://schemas.microsoft.com/office/word/2010/wordprocessingShape" mc:Ignorable="w14 w15 w16se w16cid w16 w16cex w16sdtdh wp14">
+<w:document xmlns:wpc="http://schemas.microsoft.com/office/word/2010/wordprocessingCanvas" xmlns:cx="http://schemas.microsoft.com/office/drawing/2014/chartex" xmlns:cx1="http://schemas.microsoft.com/office/drawing/2015/9/8/chartex" xmlns:cx2="http://schemas.microsoft.com/office/drawing/2015/10/21/chartex" xmlns:cx3="http://schemas.microsoft.com/office/drawing/2016/5/9/chartex" xmlns:cx4="http://schemas.microsoft.com/office/drawing/2016/5/10/chartex" xmlns:cx5="http://schemas.microsoft.com/office/drawing/2016/5/11/chartex" xmlns:cx6="http://schemas.microsoft.com/office/drawing/2016/5/12/chartex" xmlns:cx7="http://schemas.microsoft.com/office/drawing/2016/5/13/chartex" xmlns:cx8="http://schemas.microsoft.com/office/drawing/2016/5/14/chartex" xmlns:mc="http://schemas.openxmlformats.org/markup-compatibility/2006" xmlns:aink="http://schemas.microsoft.com/office/drawing/2016/ink" xmlns:am3d="http://schemas.microsoft.com/office/drawing/2017/model3d" xmlns:o="urn:schemas-microsoft-com:office:office" xmlns:r="http://schemas.openxmlformats.org/officeDocument/2006/relationships" xmlns:m="http://schemas.openxmlformats.org/officeDocument/2006/math" xmlns:v="urn:schemas-microsoft-com:vml" xmlns:wp14="http://schemas.microsoft.com/office/word/2010/wordprocessingDrawing" xmlns:wp="http://schemas.openxmlformats.org/drawingml/2006/wordprocessingDrawing" xmlns:w10="urn:schemas-microsoft-com:office:word" xmlns:w="http://schemas.openxmlformats.org/wordprocessingml/2006/main" xmlns:w14="http://schemas.microsoft.com/office/word/2010/wordml" xmlns:w15="http://schemas.microsoft.com/office/word/2012/wordml" xmlns:w16cex="http://schemas.microsoft.com/office/word/2018/wordml/cex" xmlns:w16cid="http://schemas.microsoft.com/office/word/2016/wordml/cid" xmlns:w16="http://schemas.microsoft.com/office/word/2018/wordml" xmlns:w16sdtdh="http://schemas.microsoft.com/office/word/2020/wordml/sdtdatahash" xmlns:w16se="http://schemas.microsoft.com/office/word/2015/wordml/symex" xmlns:wpg="http://schemas.microsoft.com/office/word/2010/wordprocessingGroup" xmlns:wpi="http://schemas.microsoft.com/office/word/2010/wordprocessingInk" xmlns:wne="http://schemas.microsoft.com/office/word/2006/wordml" xmlns:wps="http://schemas.microsoft.com/office/word/2010/wordprocessingShape" mc:Ignorable="w14 w15 w16se w16cid w16 w16cex w16sdtdh wp14">
   <w:body>
     <w:p>
       <w:pPr>
@@ -238,8 +238,16 @@
               <w:rPr>
                 <w:rFonts w:ascii="Times New Roman" w:hAnsi="Times New Roman" w:cs="Times New Roman"/>
               </w:rPr>
-              <w:t>доцент, канд</w:t>
-            </w:r>
+              <w:t xml:space="preserve">доцент, </w:t>
+            </w:r>
+            <w:proofErr w:type="spellStart"/>
+            <w:r>
+              <w:rPr>
+                <w:rFonts w:ascii="Times New Roman" w:hAnsi="Times New Roman" w:cs="Times New Roman"/>
+              </w:rPr>
+              <w:t>канд</w:t>
+            </w:r>
+            <w:proofErr w:type="spellEnd"/>
             <w:r>
               <w:rPr>
                 <w:rFonts w:ascii="Times New Roman" w:hAnsi="Times New Roman" w:cs="Times New Roman"/>
@@ -1598,13 +1606,14 @@
       </w:pPr>
       <w:r>
         <w:rPr>
-          <w:noProof/>
+          <w:sz w:val="28"/>
+          <w:szCs w:val="28"/>
         </w:rPr>
         <w:drawing>
-          <wp:inline distT="0" distB="0" distL="0" distR="0" wp14:anchorId="26E48015" wp14:editId="1F015041">
-            <wp:extent cx="5509532" cy="3667328"/>
-            <wp:effectExtent l="0" t="0" r="0" b="9525"/>
-            <wp:docPr id="3" name="Рисунок 3"/>
+          <wp:inline distT="0" distB="0" distL="0" distR="0" wp14:anchorId="2CE2FD04" wp14:editId="46D18D9A">
+            <wp:extent cx="5940425" cy="4769485"/>
+            <wp:effectExtent l="0" t="0" r="3175" b="0"/>
+            <wp:docPr id="2" name="Рисунок 2"/>
             <wp:cNvGraphicFramePr>
               <a:graphicFrameLocks xmlns:a="http://schemas.openxmlformats.org/drawingml/2006/main" noChangeAspect="1"/>
             </wp:cNvGraphicFramePr>
@@ -1624,7 +1633,7 @@
                   <pic:spPr>
                     <a:xfrm>
                       <a:off x="0" y="0"/>
-                      <a:ext cx="5511553" cy="3668673"/>
+                      <a:ext cx="5940425" cy="4769485"/>
                     </a:xfrm>
                     <a:prstGeom prst="rect">
                       <a:avLst/>
@@ -1664,7 +1673,7 @@
           <w:sz w:val="28"/>
           <w:szCs w:val="28"/>
         </w:rPr>
-        <w:t xml:space="preserve">Отчет </w:t>
+        <w:t>Документ</w:t>
       </w:r>
       <w:r>
         <w:rPr>
@@ -1672,7 +1681,7 @@
           <w:sz w:val="28"/>
           <w:szCs w:val="28"/>
         </w:rPr>
-        <w:t>“</w:t>
+        <w:t xml:space="preserve"> </w:t>
       </w:r>
       <w:r>
         <w:rPr>
@@ -1680,7 +1689,15 @@
           <w:sz w:val="28"/>
           <w:szCs w:val="28"/>
         </w:rPr>
-        <w:t>Валовая прибыль</w:t>
+        <w:t>“</w:t>
+      </w:r>
+      <w:r>
+        <w:rPr>
+          <w:color w:val="000000"/>
+          <w:sz w:val="28"/>
+          <w:szCs w:val="28"/>
+        </w:rPr>
+        <w:t>Утверждение графика работ</w:t>
       </w:r>
       <w:r>
         <w:rPr>
@@ -1700,19 +1717,109 @@
         <w:spacing w:line="360" w:lineRule="auto"/>
         <w:jc w:val="center"/>
         <w:rPr>
+          <w:sz w:val="28"/>
+          <w:szCs w:val="28"/>
+        </w:rPr>
+      </w:pPr>
+      <w:r>
+        <w:rPr>
           <w:color w:val="000000"/>
           <w:sz w:val="28"/>
           <w:szCs w:val="28"/>
         </w:rPr>
-      </w:pPr>
-      <w:r>
+        <w:t xml:space="preserve"> </w:t>
+      </w:r>
+    </w:p>
+    <w:p>
+      <w:pPr>
+        <w:widowControl w:val="0"/>
+        <w:autoSpaceDE w:val="0"/>
+        <w:autoSpaceDN w:val="0"/>
+        <w:adjustRightInd w:val="0"/>
+        <w:spacing w:line="360" w:lineRule="auto"/>
+        <w:jc w:val="center"/>
         <w:rPr>
           <w:color w:val="000000"/>
           <w:sz w:val="28"/>
           <w:szCs w:val="28"/>
         </w:rPr>
+      </w:pPr>
+      <w:r>
+        <w:rPr>
+          <w:sz w:val="28"/>
+          <w:szCs w:val="28"/>
+        </w:rPr>
+        <w:t xml:space="preserve">Рисунок </w:t>
+      </w:r>
+      <w:r>
+        <w:rPr>
+          <w:sz w:val="28"/>
+          <w:szCs w:val="28"/>
+        </w:rPr>
+        <w:t>2</w:t>
+      </w:r>
+      <w:r>
+        <w:rPr>
+          <w:sz w:val="28"/>
+          <w:szCs w:val="28"/>
+        </w:rPr>
+        <w:t xml:space="preserve"> – </w:t>
+      </w:r>
+      <w:r>
+        <w:rPr>
+          <w:color w:val="000000"/>
+          <w:sz w:val="28"/>
+          <w:szCs w:val="28"/>
+        </w:rPr>
+        <w:t>Документ</w:t>
+      </w:r>
+      <w:r>
+        <w:rPr>
+          <w:color w:val="000000"/>
+          <w:sz w:val="28"/>
+          <w:szCs w:val="28"/>
+        </w:rPr>
         <w:t xml:space="preserve"> </w:t>
       </w:r>
+      <w:r>
+        <w:rPr>
+          <w:color w:val="000000"/>
+          <w:sz w:val="28"/>
+          <w:szCs w:val="28"/>
+        </w:rPr>
+        <w:t>“</w:t>
+      </w:r>
+      <w:r>
+        <w:rPr>
+          <w:color w:val="000000"/>
+          <w:sz w:val="28"/>
+          <w:szCs w:val="28"/>
+        </w:rPr>
+        <w:t>Утверждение графика работ</w:t>
+      </w:r>
+      <w:r>
+        <w:rPr>
+          <w:color w:val="000000"/>
+          <w:sz w:val="28"/>
+          <w:szCs w:val="28"/>
+        </w:rPr>
+        <w:t>”</w:t>
+      </w:r>
+    </w:p>
+    <w:p>
+      <w:pPr>
+        <w:widowControl w:val="0"/>
+        <w:autoSpaceDE w:val="0"/>
+        <w:autoSpaceDN w:val="0"/>
+        <w:adjustRightInd w:val="0"/>
+        <w:spacing w:line="360" w:lineRule="auto"/>
+        <w:jc w:val="center"/>
+        <w:rPr>
+          <w:color w:val="000000"/>
+          <w:sz w:val="28"/>
+          <w:szCs w:val="28"/>
+        </w:rPr>
+      </w:pPr>
     </w:p>
     <w:sectPr>
       <w:footerReference w:type="even" r:id="rId10"/>
@@ -1729,7 +1836,7 @@
 </file>
 
 <file path=word/endnotes.xml><?xml version="1.0" encoding="utf-8"?>
-<w:endnotes xmlns:wpc="http://schemas.microsoft.com/office/word/2010/wordprocessingCanvas" xmlns:cx="http://schemas.microsoft.com/office/drawing/2014/chartex" xmlns:cx1="http://schemas.microsoft.com/office/drawing/2015/9/8/chartex" xmlns:cx2="http://schemas.microsoft.com/office/drawing/2015/10/21/chartex" xmlns:cx3="http://schemas.microsoft.com/office/drawing/2016/5/9/chartex" xmlns:cx4="http://schemas.microsoft.com/office/drawing/2016/5/10/chartex" xmlns:cx5="http://schemas.microsoft.com/office/drawing/2016/5/11/chartex" xmlns:cx6="http://schemas.microsoft.com/office/drawing/2016/5/12/chartex" xmlns:cx7="http://schemas.microsoft.com/office/drawing/2016/5/13/chartex" xmlns:cx8="http://schemas.microsoft.com/office/drawing/2016/5/14/chartex" xmlns:mc="http://schemas.openxmlformats.org/markup-compatibility/2006" xmlns:aink="http://schemas.microsoft.com/office/drawing/2016/ink" xmlns:am3d="http://schemas.microsoft.com/office/drawing/2017/model3d" xmlns:o="urn:schemas-microsoft-com:office:office" xmlns:oel="http://schemas.microsoft.com/office/2019/extlst" xmlns:r="http://schemas.openxmlformats.org/officeDocument/2006/relationships" xmlns:m="http://schemas.openxmlformats.org/officeDocument/2006/math" xmlns:v="urn:schemas-microsoft-com:vml" xmlns:wp14="http://schemas.microsoft.com/office/word/2010/wordprocessingDrawing" xmlns:wp="http://schemas.openxmlformats.org/drawingml/2006/wordprocessingDrawing" xmlns:w10="urn:schemas-microsoft-com:office:word" xmlns:w="http://schemas.openxmlformats.org/wordprocessingml/2006/main" xmlns:w14="http://schemas.microsoft.com/office/word/2010/wordml" xmlns:w15="http://schemas.microsoft.com/office/word/2012/wordml" xmlns:w16cex="http://schemas.microsoft.com/office/word/2018/wordml/cex" xmlns:w16cid="http://schemas.microsoft.com/office/word/2016/wordml/cid" xmlns:w16="http://schemas.microsoft.com/office/word/2018/wordml" xmlns:w16sdtdh="http://schemas.microsoft.com/office/word/2020/wordml/sdtdatahash" xmlns:w16se="http://schemas.microsoft.com/office/word/2015/wordml/symex" xmlns:wpg="http://schemas.microsoft.com/office/word/2010/wordprocessingGroup" xmlns:wpi="http://schemas.microsoft.com/office/word/2010/wordprocessingInk" xmlns:wne="http://schemas.microsoft.com/office/word/2006/wordml" xmlns:wps="http://schemas.microsoft.com/office/word/2010/wordprocessingShape" mc:Ignorable="w14 w15 w16se w16cid w16 w16cex w16sdtdh wp14">
+<w:endnotes xmlns:wpc="http://schemas.microsoft.com/office/word/2010/wordprocessingCanvas" xmlns:cx="http://schemas.microsoft.com/office/drawing/2014/chartex" xmlns:cx1="http://schemas.microsoft.com/office/drawing/2015/9/8/chartex" xmlns:cx2="http://schemas.microsoft.com/office/drawing/2015/10/21/chartex" xmlns:cx3="http://schemas.microsoft.com/office/drawing/2016/5/9/chartex" xmlns:cx4="http://schemas.microsoft.com/office/drawing/2016/5/10/chartex" xmlns:cx5="http://schemas.microsoft.com/office/drawing/2016/5/11/chartex" xmlns:cx6="http://schemas.microsoft.com/office/drawing/2016/5/12/chartex" xmlns:cx7="http://schemas.microsoft.com/office/drawing/2016/5/13/chartex" xmlns:cx8="http://schemas.microsoft.com/office/drawing/2016/5/14/chartex" xmlns:mc="http://schemas.openxmlformats.org/markup-compatibility/2006" xmlns:aink="http://schemas.microsoft.com/office/drawing/2016/ink" xmlns:am3d="http://schemas.microsoft.com/office/drawing/2017/model3d" xmlns:o="urn:schemas-microsoft-com:office:office" xmlns:r="http://schemas.openxmlformats.org/officeDocument/2006/relationships" xmlns:m="http://schemas.openxmlformats.org/officeDocument/2006/math" xmlns:v="urn:schemas-microsoft-com:vml" xmlns:wp14="http://schemas.microsoft.com/office/word/2010/wordprocessingDrawing" xmlns:wp="http://schemas.openxmlformats.org/drawingml/2006/wordprocessingDrawing" xmlns:w10="urn:schemas-microsoft-com:office:word" xmlns:w="http://schemas.openxmlformats.org/wordprocessingml/2006/main" xmlns:w14="http://schemas.microsoft.com/office/word/2010/wordml" xmlns:w15="http://schemas.microsoft.com/office/word/2012/wordml" xmlns:w16cex="http://schemas.microsoft.com/office/word/2018/wordml/cex" xmlns:w16cid="http://schemas.microsoft.com/office/word/2016/wordml/cid" xmlns:w16="http://schemas.microsoft.com/office/word/2018/wordml" xmlns:w16sdtdh="http://schemas.microsoft.com/office/word/2020/wordml/sdtdatahash" xmlns:w16se="http://schemas.microsoft.com/office/word/2015/wordml/symex" xmlns:wpg="http://schemas.microsoft.com/office/word/2010/wordprocessingGroup" xmlns:wpi="http://schemas.microsoft.com/office/word/2010/wordprocessingInk" xmlns:wne="http://schemas.microsoft.com/office/word/2006/wordml" xmlns:wps="http://schemas.microsoft.com/office/word/2010/wordprocessingShape" mc:Ignorable="w14 w15 w16se w16cid w16 w16cex w16sdtdh wp14">
   <w:endnote w:type="separator" w:id="-1">
     <w:p>
       <w:r>
@@ -1748,7 +1855,7 @@
 </file>
 
 <file path=word/footer1.xml><?xml version="1.0" encoding="utf-8"?>
-<w:ftr xmlns:wpc="http://schemas.microsoft.com/office/word/2010/wordprocessingCanvas" xmlns:cx="http://schemas.microsoft.com/office/drawing/2014/chartex" xmlns:cx1="http://schemas.microsoft.com/office/drawing/2015/9/8/chartex" xmlns:cx2="http://schemas.microsoft.com/office/drawing/2015/10/21/chartex" xmlns:cx3="http://schemas.microsoft.com/office/drawing/2016/5/9/chartex" xmlns:cx4="http://schemas.microsoft.com/office/drawing/2016/5/10/chartex" xmlns:cx5="http://schemas.microsoft.com/office/drawing/2016/5/11/chartex" xmlns:cx6="http://schemas.microsoft.com/office/drawing/2016/5/12/chartex" xmlns:cx7="http://schemas.microsoft.com/office/drawing/2016/5/13/chartex" xmlns:cx8="http://schemas.microsoft.com/office/drawing/2016/5/14/chartex" xmlns:mc="http://schemas.openxmlformats.org/markup-compatibility/2006" xmlns:aink="http://schemas.microsoft.com/office/drawing/2016/ink" xmlns:am3d="http://schemas.microsoft.com/office/drawing/2017/model3d" xmlns:o="urn:schemas-microsoft-com:office:office" xmlns:oel="http://schemas.microsoft.com/office/2019/extlst" xmlns:r="http://schemas.openxmlformats.org/officeDocument/2006/relationships" xmlns:m="http://schemas.openxmlformats.org/officeDocument/2006/math" xmlns:v="urn:schemas-microsoft-com:vml" xmlns:wp14="http://schemas.microsoft.com/office/word/2010/wordprocessingDrawing" xmlns:wp="http://schemas.openxmlformats.org/drawingml/2006/wordprocessingDrawing" xmlns:w10="urn:schemas-microsoft-com:office:word" xmlns:w="http://schemas.openxmlformats.org/wordprocessingml/2006/main" xmlns:w14="http://schemas.microsoft.com/office/word/2010/wordml" xmlns:w15="http://schemas.microsoft.com/office/word/2012/wordml" xmlns:w16cex="http://schemas.microsoft.com/office/word/2018/wordml/cex" xmlns:w16cid="http://schemas.microsoft.com/office/word/2016/wordml/cid" xmlns:w16="http://schemas.microsoft.com/office/word/2018/wordml" xmlns:w16sdtdh="http://schemas.microsoft.com/office/word/2020/wordml/sdtdatahash" xmlns:w16se="http://schemas.microsoft.com/office/word/2015/wordml/symex" xmlns:wpg="http://schemas.microsoft.com/office/word/2010/wordprocessingGroup" xmlns:wpi="http://schemas.microsoft.com/office/word/2010/wordprocessingInk" xmlns:wne="http://schemas.microsoft.com/office/word/2006/wordml" xmlns:wps="http://schemas.microsoft.com/office/word/2010/wordprocessingShape" mc:Ignorable="w14 w15 w16se w16cid w16 w16cex w16sdtdh wp14">
+<w:ftr xmlns:wpc="http://schemas.microsoft.com/office/word/2010/wordprocessingCanvas" xmlns:cx="http://schemas.microsoft.com/office/drawing/2014/chartex" xmlns:cx1="http://schemas.microsoft.com/office/drawing/2015/9/8/chartex" xmlns:cx2="http://schemas.microsoft.com/office/drawing/2015/10/21/chartex" xmlns:cx3="http://schemas.microsoft.com/office/drawing/2016/5/9/chartex" xmlns:cx4="http://schemas.microsoft.com/office/drawing/2016/5/10/chartex" xmlns:cx5="http://schemas.microsoft.com/office/drawing/2016/5/11/chartex" xmlns:cx6="http://schemas.microsoft.com/office/drawing/2016/5/12/chartex" xmlns:cx7="http://schemas.microsoft.com/office/drawing/2016/5/13/chartex" xmlns:cx8="http://schemas.microsoft.com/office/drawing/2016/5/14/chartex" xmlns:mc="http://schemas.openxmlformats.org/markup-compatibility/2006" xmlns:aink="http://schemas.microsoft.com/office/drawing/2016/ink" xmlns:am3d="http://schemas.microsoft.com/office/drawing/2017/model3d" xmlns:o="urn:schemas-microsoft-com:office:office" xmlns:r="http://schemas.openxmlformats.org/officeDocument/2006/relationships" xmlns:m="http://schemas.openxmlformats.org/officeDocument/2006/math" xmlns:v="urn:schemas-microsoft-com:vml" xmlns:wp14="http://schemas.microsoft.com/office/word/2010/wordprocessingDrawing" xmlns:wp="http://schemas.openxmlformats.org/drawingml/2006/wordprocessingDrawing" xmlns:w10="urn:schemas-microsoft-com:office:word" xmlns:w="http://schemas.openxmlformats.org/wordprocessingml/2006/main" xmlns:w14="http://schemas.microsoft.com/office/word/2010/wordml" xmlns:w15="http://schemas.microsoft.com/office/word/2012/wordml" xmlns:w16cex="http://schemas.microsoft.com/office/word/2018/wordml/cex" xmlns:w16cid="http://schemas.microsoft.com/office/word/2016/wordml/cid" xmlns:w16="http://schemas.microsoft.com/office/word/2018/wordml" xmlns:w16sdtdh="http://schemas.microsoft.com/office/word/2020/wordml/sdtdatahash" xmlns:w16se="http://schemas.microsoft.com/office/word/2015/wordml/symex" xmlns:wpg="http://schemas.microsoft.com/office/word/2010/wordprocessingGroup" xmlns:wpi="http://schemas.microsoft.com/office/word/2010/wordprocessingInk" xmlns:wne="http://schemas.microsoft.com/office/word/2006/wordml" xmlns:wps="http://schemas.microsoft.com/office/word/2010/wordprocessingShape" mc:Ignorable="w14 w15 w16se w16cid w16 w16cex w16sdtdh wp14">
   <w:p>
     <w:pPr>
       <w:pStyle w:val="a3"/>
@@ -1851,7 +1958,7 @@
               <v:stroke joinstyle="miter"/>
               <v:path gradientshapeok="t" o:connecttype="rect"/>
             </v:shapetype>
-            <v:shape id="Textbox 1" o:spid="_x0000_s1026" type="#_x0000_t202" style="position:absolute;margin-left:310.55pt;margin-top:793.75pt;width:18.05pt;height:13.05pt;z-index:-251657216;visibility:visible;mso-wrap-style:square;mso-wrap-distance-left:0;mso-wrap-distance-top:0;mso-wrap-distance-right:0;mso-wrap-distance-bottom:0;mso-position-horizontal:absolute;mso-position-horizontal-relative:page;mso-position-vertical:absolute;mso-position-vertical-relative:page;v-text-anchor:top" o:gfxdata="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" filled="f" stroked="f">
+            <v:shape id="Textbox 1" o:spid="_x0000_s1026" type="#_x0000_t202" style="position:absolute;margin-left:310.55pt;margin-top:793.75pt;width:18.05pt;height:13.05pt;z-index:-251657216;visibility:visible;mso-wrap-style:square;mso-wrap-distance-left:0;mso-wrap-distance-top:0;mso-wrap-distance-right:0;mso-wrap-distance-bottom:0;mso-position-horizontal:absolute;mso-position-horizontal-relative:page;mso-position-vertical:absolute;mso-position-vertical-relative:page;v-text-anchor:top" o:gfxdata="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" filled="f" stroked="f">
               <v:textbox inset="0,0,0,0">
                 <w:txbxContent>
                   <w:p>
@@ -1911,7 +2018,7 @@
 </file>
 
 <file path=word/footer2.xml><?xml version="1.0" encoding="utf-8"?>
-<w:ftr xmlns:wpc="http://schemas.microsoft.com/office/word/2010/wordprocessingCanvas" xmlns:cx="http://schemas.microsoft.com/office/drawing/2014/chartex" xmlns:cx1="http://schemas.microsoft.com/office/drawing/2015/9/8/chartex" xmlns:cx2="http://schemas.microsoft.com/office/drawing/2015/10/21/chartex" xmlns:cx3="http://schemas.microsoft.com/office/drawing/2016/5/9/chartex" xmlns:cx4="http://schemas.microsoft.com/office/drawing/2016/5/10/chartex" xmlns:cx5="http://schemas.microsoft.com/office/drawing/2016/5/11/chartex" xmlns:cx6="http://schemas.microsoft.com/office/drawing/2016/5/12/chartex" xmlns:cx7="http://schemas.microsoft.com/office/drawing/2016/5/13/chartex" xmlns:cx8="http://schemas.microsoft.com/office/drawing/2016/5/14/chartex" xmlns:mc="http://schemas.openxmlformats.org/markup-compatibility/2006" xmlns:aink="http://schemas.microsoft.com/office/drawing/2016/ink" xmlns:am3d="http://schemas.microsoft.com/office/drawing/2017/model3d" xmlns:o="urn:schemas-microsoft-com:office:office" xmlns:oel="http://schemas.microsoft.com/office/2019/extlst" xmlns:r="http://schemas.openxmlformats.org/officeDocument/2006/relationships" xmlns:m="http://schemas.openxmlformats.org/officeDocument/2006/math" xmlns:v="urn:schemas-microsoft-com:vml" xmlns:wp14="http://schemas.microsoft.com/office/word/2010/wordprocessingDrawing" xmlns:wp="http://schemas.openxmlformats.org/drawingml/2006/wordprocessingDrawing" xmlns:w10="urn:schemas-microsoft-com:office:word" xmlns:w="http://schemas.openxmlformats.org/wordprocessingml/2006/main" xmlns:w14="http://schemas.microsoft.com/office/word/2010/wordml" xmlns:w15="http://schemas.microsoft.com/office/word/2012/wordml" xmlns:w16cex="http://schemas.microsoft.com/office/word/2018/wordml/cex" xmlns:w16cid="http://schemas.microsoft.com/office/word/2016/wordml/cid" xmlns:w16="http://schemas.microsoft.com/office/word/2018/wordml" xmlns:w16sdtdh="http://schemas.microsoft.com/office/word/2020/wordml/sdtdatahash" xmlns:w16se="http://schemas.microsoft.com/office/word/2015/wordml/symex" xmlns:wpg="http://schemas.microsoft.com/office/word/2010/wordprocessingGroup" xmlns:wpi="http://schemas.microsoft.com/office/word/2010/wordprocessingInk" xmlns:wne="http://schemas.microsoft.com/office/word/2006/wordml" xmlns:wps="http://schemas.microsoft.com/office/word/2010/wordprocessingShape" mc:Ignorable="w14 w15 w16se w16cid w16 w16cex w16sdtdh wp14">
+<w:ftr xmlns:wpc="http://schemas.microsoft.com/office/word/2010/wordprocessingCanvas" xmlns:cx="http://schemas.microsoft.com/office/drawing/2014/chartex" xmlns:cx1="http://schemas.microsoft.com/office/drawing/2015/9/8/chartex" xmlns:cx2="http://schemas.microsoft.com/office/drawing/2015/10/21/chartex" xmlns:cx3="http://schemas.microsoft.com/office/drawing/2016/5/9/chartex" xmlns:cx4="http://schemas.microsoft.com/office/drawing/2016/5/10/chartex" xmlns:cx5="http://schemas.microsoft.com/office/drawing/2016/5/11/chartex" xmlns:cx6="http://schemas.microsoft.com/office/drawing/2016/5/12/chartex" xmlns:cx7="http://schemas.microsoft.com/office/drawing/2016/5/13/chartex" xmlns:cx8="http://schemas.microsoft.com/office/drawing/2016/5/14/chartex" xmlns:mc="http://schemas.openxmlformats.org/markup-compatibility/2006" xmlns:aink="http://schemas.microsoft.com/office/drawing/2016/ink" xmlns:am3d="http://schemas.microsoft.com/office/drawing/2017/model3d" xmlns:o="urn:schemas-microsoft-com:office:office" xmlns:r="http://schemas.openxmlformats.org/officeDocument/2006/relationships" xmlns:m="http://schemas.openxmlformats.org/officeDocument/2006/math" xmlns:v="urn:schemas-microsoft-com:vml" xmlns:wp14="http://schemas.microsoft.com/office/word/2010/wordprocessingDrawing" xmlns:wp="http://schemas.openxmlformats.org/drawingml/2006/wordprocessingDrawing" xmlns:w10="urn:schemas-microsoft-com:office:word" xmlns:w="http://schemas.openxmlformats.org/wordprocessingml/2006/main" xmlns:w14="http://schemas.microsoft.com/office/word/2010/wordml" xmlns:w15="http://schemas.microsoft.com/office/word/2012/wordml" xmlns:w16cex="http://schemas.microsoft.com/office/word/2018/wordml/cex" xmlns:w16cid="http://schemas.microsoft.com/office/word/2016/wordml/cid" xmlns:w16="http://schemas.microsoft.com/office/word/2018/wordml" xmlns:w16sdtdh="http://schemas.microsoft.com/office/word/2020/wordml/sdtdatahash" xmlns:w16se="http://schemas.microsoft.com/office/word/2015/wordml/symex" xmlns:wpg="http://schemas.microsoft.com/office/word/2010/wordprocessingGroup" xmlns:wpi="http://schemas.microsoft.com/office/word/2010/wordprocessingInk" xmlns:wne="http://schemas.microsoft.com/office/word/2006/wordml" xmlns:wps="http://schemas.microsoft.com/office/word/2010/wordprocessingShape" mc:Ignorable="w14 w15 w16se w16cid w16 w16cex w16sdtdh wp14">
   <w:sdt>
     <w:sdtPr>
       <w:rPr>
@@ -1923,6 +2030,11 @@
         <w:docPartUnique/>
       </w:docPartObj>
     </w:sdtPr>
+    <w:sdtEndPr>
+      <w:rPr>
+        <w:rStyle w:val="a4"/>
+      </w:rPr>
+    </w:sdtEndPr>
     <w:sdtContent>
       <w:p>
         <w:pPr>
@@ -1963,7 +2075,7 @@
 </file>
 
 <file path=word/footer3.xml><?xml version="1.0" encoding="utf-8"?>
-<w:ftr xmlns:wpc="http://schemas.microsoft.com/office/word/2010/wordprocessingCanvas" xmlns:cx="http://schemas.microsoft.com/office/drawing/2014/chartex" xmlns:cx1="http://schemas.microsoft.com/office/drawing/2015/9/8/chartex" xmlns:cx2="http://schemas.microsoft.com/office/drawing/2015/10/21/chartex" xmlns:cx3="http://schemas.microsoft.com/office/drawing/2016/5/9/chartex" xmlns:cx4="http://schemas.microsoft.com/office/drawing/2016/5/10/chartex" xmlns:cx5="http://schemas.microsoft.com/office/drawing/2016/5/11/chartex" xmlns:cx6="http://schemas.microsoft.com/office/drawing/2016/5/12/chartex" xmlns:cx7="http://schemas.microsoft.com/office/drawing/2016/5/13/chartex" xmlns:cx8="http://schemas.microsoft.com/office/drawing/2016/5/14/chartex" xmlns:mc="http://schemas.openxmlformats.org/markup-compatibility/2006" xmlns:aink="http://schemas.microsoft.com/office/drawing/2016/ink" xmlns:am3d="http://schemas.microsoft.com/office/drawing/2017/model3d" xmlns:o="urn:schemas-microsoft-com:office:office" xmlns:oel="http://schemas.microsoft.com/office/2019/extlst" xmlns:r="http://schemas.openxmlformats.org/officeDocument/2006/relationships" xmlns:m="http://schemas.openxmlformats.org/officeDocument/2006/math" xmlns:v="urn:schemas-microsoft-com:vml" xmlns:wp14="http://schemas.microsoft.com/office/word/2010/wordprocessingDrawing" xmlns:wp="http://schemas.openxmlformats.org/drawingml/2006/wordprocessingDrawing" xmlns:w10="urn:schemas-microsoft-com:office:word" xmlns:w="http://schemas.openxmlformats.org/wordprocessingml/2006/main" xmlns:w14="http://schemas.microsoft.com/office/word/2010/wordml" xmlns:w15="http://schemas.microsoft.com/office/word/2012/wordml" xmlns:w16cex="http://schemas.microsoft.com/office/word/2018/wordml/cex" xmlns:w16cid="http://schemas.microsoft.com/office/word/2016/wordml/cid" xmlns:w16="http://schemas.microsoft.com/office/word/2018/wordml" xmlns:w16sdtdh="http://schemas.microsoft.com/office/word/2020/wordml/sdtdatahash" xmlns:w16se="http://schemas.microsoft.com/office/word/2015/wordml/symex" xmlns:wpg="http://schemas.microsoft.com/office/word/2010/wordprocessingGroup" xmlns:wpi="http://schemas.microsoft.com/office/word/2010/wordprocessingInk" xmlns:wne="http://schemas.microsoft.com/office/word/2006/wordml" xmlns:wps="http://schemas.microsoft.com/office/word/2010/wordprocessingShape" mc:Ignorable="w14 w15 w16se w16cid w16 w16cex w16sdtdh wp14">
+<w:ftr xmlns:wpc="http://schemas.microsoft.com/office/word/2010/wordprocessingCanvas" xmlns:cx="http://schemas.microsoft.com/office/drawing/2014/chartex" xmlns:cx1="http://schemas.microsoft.com/office/drawing/2015/9/8/chartex" xmlns:cx2="http://schemas.microsoft.com/office/drawing/2015/10/21/chartex" xmlns:cx3="http://schemas.microsoft.com/office/drawing/2016/5/9/chartex" xmlns:cx4="http://schemas.microsoft.com/office/drawing/2016/5/10/chartex" xmlns:cx5="http://schemas.microsoft.com/office/drawing/2016/5/11/chartex" xmlns:cx6="http://schemas.microsoft.com/office/drawing/2016/5/12/chartex" xmlns:cx7="http://schemas.microsoft.com/office/drawing/2016/5/13/chartex" xmlns:cx8="http://schemas.microsoft.com/office/drawing/2016/5/14/chartex" xmlns:mc="http://schemas.openxmlformats.org/markup-compatibility/2006" xmlns:aink="http://schemas.microsoft.com/office/drawing/2016/ink" xmlns:am3d="http://schemas.microsoft.com/office/drawing/2017/model3d" xmlns:o="urn:schemas-microsoft-com:office:office" xmlns:r="http://schemas.openxmlformats.org/officeDocument/2006/relationships" xmlns:m="http://schemas.openxmlformats.org/officeDocument/2006/math" xmlns:v="urn:schemas-microsoft-com:vml" xmlns:wp14="http://schemas.microsoft.com/office/word/2010/wordprocessingDrawing" xmlns:wp="http://schemas.openxmlformats.org/drawingml/2006/wordprocessingDrawing" xmlns:w10="urn:schemas-microsoft-com:office:word" xmlns:w="http://schemas.openxmlformats.org/wordprocessingml/2006/main" xmlns:w14="http://schemas.microsoft.com/office/word/2010/wordml" xmlns:w15="http://schemas.microsoft.com/office/word/2012/wordml" xmlns:w16cex="http://schemas.microsoft.com/office/word/2018/wordml/cex" xmlns:w16cid="http://schemas.microsoft.com/office/word/2016/wordml/cid" xmlns:w16="http://schemas.microsoft.com/office/word/2018/wordml" xmlns:w16sdtdh="http://schemas.microsoft.com/office/word/2020/wordml/sdtdatahash" xmlns:w16se="http://schemas.microsoft.com/office/word/2015/wordml/symex" xmlns:wpg="http://schemas.microsoft.com/office/word/2010/wordprocessingGroup" xmlns:wpi="http://schemas.microsoft.com/office/word/2010/wordprocessingInk" xmlns:wne="http://schemas.microsoft.com/office/word/2006/wordml" xmlns:wps="http://schemas.microsoft.com/office/word/2010/wordprocessingShape" mc:Ignorable="w14 w15 w16se w16cid w16 w16cex w16sdtdh wp14">
   <w:sdt>
     <w:sdtPr>
       <w:rPr>
@@ -1975,6 +2087,11 @@
         <w:docPartUnique/>
       </w:docPartObj>
     </w:sdtPr>
+    <w:sdtEndPr>
+      <w:rPr>
+        <w:rStyle w:val="a4"/>
+      </w:rPr>
+    </w:sdtEndPr>
     <w:sdtContent>
       <w:p>
         <w:pPr>
@@ -2028,7 +2145,7 @@
 </file>
 
 <file path=word/footnotes.xml><?xml version="1.0" encoding="utf-8"?>
-<w:footnotes xmlns:wpc="http://schemas.microsoft.com/office/word/2010/wordprocessingCanvas" xmlns:cx="http://schemas.microsoft.com/office/drawing/2014/chartex" xmlns:cx1="http://schemas.microsoft.com/office/drawing/2015/9/8/chartex" xmlns:cx2="http://schemas.microsoft.com/office/drawing/2015/10/21/chartex" xmlns:cx3="http://schemas.microsoft.com/office/drawing/2016/5/9/chartex" xmlns:cx4="http://schemas.microsoft.com/office/drawing/2016/5/10/chartex" xmlns:cx5="http://schemas.microsoft.com/office/drawing/2016/5/11/chartex" xmlns:cx6="http://schemas.microsoft.com/office/drawing/2016/5/12/chartex" xmlns:cx7="http://schemas.microsoft.com/office/drawing/2016/5/13/chartex" xmlns:cx8="http://schemas.microsoft.com/office/drawing/2016/5/14/chartex" xmlns:mc="http://schemas.openxmlformats.org/markup-compatibility/2006" xmlns:aink="http://schemas.microsoft.com/office/drawing/2016/ink" xmlns:am3d="http://schemas.microsoft.com/office/drawing/2017/model3d" xmlns:o="urn:schemas-microsoft-com:office:office" xmlns:oel="http://schemas.microsoft.com/office/2019/extlst" xmlns:r="http://schemas.openxmlformats.org/officeDocument/2006/relationships" xmlns:m="http://schemas.openxmlformats.org/officeDocument/2006/math" xmlns:v="urn:schemas-microsoft-com:vml" xmlns:wp14="http://schemas.microsoft.com/office/word/2010/wordprocessingDrawing" xmlns:wp="http://schemas.openxmlformats.org/drawingml/2006/wordprocessingDrawing" xmlns:w10="urn:schemas-microsoft-com:office:word" xmlns:w="http://schemas.openxmlformats.org/wordprocessingml/2006/main" xmlns:w14="http://schemas.microsoft.com/office/word/2010/wordml" xmlns:w15="http://schemas.microsoft.com/office/word/2012/wordml" xmlns:w16cex="http://schemas.microsoft.com/office/word/2018/wordml/cex" xmlns:w16cid="http://schemas.microsoft.com/office/word/2016/wordml/cid" xmlns:w16="http://schemas.microsoft.com/office/word/2018/wordml" xmlns:w16sdtdh="http://schemas.microsoft.com/office/word/2020/wordml/sdtdatahash" xmlns:w16se="http://schemas.microsoft.com/office/word/2015/wordml/symex" xmlns:wpg="http://schemas.microsoft.com/office/word/2010/wordprocessingGroup" xmlns:wpi="http://schemas.microsoft.com/office/word/2010/wordprocessingInk" xmlns:wne="http://schemas.microsoft.com/office/word/2006/wordml" xmlns:wps="http://schemas.microsoft.com/office/word/2010/wordprocessingShape" mc:Ignorable="w14 w15 w16se w16cid w16 w16cex w16sdtdh wp14">
+<w:footnotes xmlns:wpc="http://schemas.microsoft.com/office/word/2010/wordprocessingCanvas" xmlns:cx="http://schemas.microsoft.com/office/drawing/2014/chartex" xmlns:cx1="http://schemas.microsoft.com/office/drawing/2015/9/8/chartex" xmlns:cx2="http://schemas.microsoft.com/office/drawing/2015/10/21/chartex" xmlns:cx3="http://schemas.microsoft.com/office/drawing/2016/5/9/chartex" xmlns:cx4="http://schemas.microsoft.com/office/drawing/2016/5/10/chartex" xmlns:cx5="http://schemas.microsoft.com/office/drawing/2016/5/11/chartex" xmlns:cx6="http://schemas.microsoft.com/office/drawing/2016/5/12/chartex" xmlns:cx7="http://schemas.microsoft.com/office/drawing/2016/5/13/chartex" xmlns:cx8="http://schemas.microsoft.com/office/drawing/2016/5/14/chartex" xmlns:mc="http://schemas.openxmlformats.org/markup-compatibility/2006" xmlns:aink="http://schemas.microsoft.com/office/drawing/2016/ink" xmlns:am3d="http://schemas.microsoft.com/office/drawing/2017/model3d" xmlns:o="urn:schemas-microsoft-com:office:office" xmlns:r="http://schemas.openxmlformats.org/officeDocument/2006/relationships" xmlns:m="http://schemas.openxmlformats.org/officeDocument/2006/math" xmlns:v="urn:schemas-microsoft-com:vml" xmlns:wp14="http://schemas.microsoft.com/office/word/2010/wordprocessingDrawing" xmlns:wp="http://schemas.openxmlformats.org/drawingml/2006/wordprocessingDrawing" xmlns:w10="urn:schemas-microsoft-com:office:word" xmlns:w="http://schemas.openxmlformats.org/wordprocessingml/2006/main" xmlns:w14="http://schemas.microsoft.com/office/word/2010/wordml" xmlns:w15="http://schemas.microsoft.com/office/word/2012/wordml" xmlns:w16cex="http://schemas.microsoft.com/office/word/2018/wordml/cex" xmlns:w16cid="http://schemas.microsoft.com/office/word/2016/wordml/cid" xmlns:w16="http://schemas.microsoft.com/office/word/2018/wordml" xmlns:w16sdtdh="http://schemas.microsoft.com/office/word/2020/wordml/sdtdatahash" xmlns:w16se="http://schemas.microsoft.com/office/word/2015/wordml/symex" xmlns:wpg="http://schemas.microsoft.com/office/word/2010/wordprocessingGroup" xmlns:wpi="http://schemas.microsoft.com/office/word/2010/wordprocessingInk" xmlns:wne="http://schemas.microsoft.com/office/word/2006/wordml" xmlns:wps="http://schemas.microsoft.com/office/word/2010/wordprocessingShape" mc:Ignorable="w14 w15 w16se w16cid w16 w16cex w16sdtdh wp14">
   <w:footnote w:type="separator" w:id="-1">
     <w:p>
       <w:r>
@@ -2047,7 +2164,7 @@
 </file>
 
 <file path=word/numbering.xml><?xml version="1.0" encoding="utf-8"?>
-<w:numbering xmlns:wpc="http://schemas.microsoft.com/office/word/2010/wordprocessingCanvas" xmlns:cx="http://schemas.microsoft.com/office/drawing/2014/chartex" xmlns:cx1="http://schemas.microsoft.com/office/drawing/2015/9/8/chartex" xmlns:cx2="http://schemas.microsoft.com/office/drawing/2015/10/21/chartex" xmlns:cx3="http://schemas.microsoft.com/office/drawing/2016/5/9/chartex" xmlns:cx4="http://schemas.microsoft.com/office/drawing/2016/5/10/chartex" xmlns:cx5="http://schemas.microsoft.com/office/drawing/2016/5/11/chartex" xmlns:cx6="http://schemas.microsoft.com/office/drawing/2016/5/12/chartex" xmlns:cx7="http://schemas.microsoft.com/office/drawing/2016/5/13/chartex" xmlns:cx8="http://schemas.microsoft.com/office/drawing/2016/5/14/chartex" xmlns:mc="http://schemas.openxmlformats.org/markup-compatibility/2006" xmlns:aink="http://schemas.microsoft.com/office/drawing/2016/ink" xmlns:am3d="http://schemas.microsoft.com/office/drawing/2017/model3d" xmlns:o="urn:schemas-microsoft-com:office:office" xmlns:oel="http://schemas.microsoft.com/office/2019/extlst" xmlns:r="http://schemas.openxmlformats.org/officeDocument/2006/relationships" xmlns:m="http://schemas.openxmlformats.org/officeDocument/2006/math" xmlns:v="urn:schemas-microsoft-com:vml" xmlns:wp14="http://schemas.microsoft.com/office/word/2010/wordprocessingDrawing" xmlns:wp="http://schemas.openxmlformats.org/drawingml/2006/wordprocessingDrawing" xmlns:w10="urn:schemas-microsoft-com:office:word" xmlns:w="http://schemas.openxmlformats.org/wordprocessingml/2006/main" xmlns:w14="http://schemas.microsoft.com/office/word/2010/wordml" xmlns:w15="http://schemas.microsoft.com/office/word/2012/wordml" xmlns:w16cex="http://schemas.microsoft.com/office/word/2018/wordml/cex" xmlns:w16cid="http://schemas.microsoft.com/office/word/2016/wordml/cid" xmlns:w16="http://schemas.microsoft.com/office/word/2018/wordml" xmlns:w16sdtdh="http://schemas.microsoft.com/office/word/2020/wordml/sdtdatahash" xmlns:w16se="http://schemas.microsoft.com/office/word/2015/wordml/symex" xmlns:wpg="http://schemas.microsoft.com/office/word/2010/wordprocessingGroup" xmlns:wpi="http://schemas.microsoft.com/office/word/2010/wordprocessingInk" xmlns:wne="http://schemas.microsoft.com/office/word/2006/wordml" xmlns:wps="http://schemas.microsoft.com/office/word/2010/wordprocessingShape" mc:Ignorable="w14 w15 w16se w16cid w16 w16cex w16sdtdh wp14">
+<w:numbering xmlns:wpc="http://schemas.microsoft.com/office/word/2010/wordprocessingCanvas" xmlns:cx="http://schemas.microsoft.com/office/drawing/2014/chartex" xmlns:cx1="http://schemas.microsoft.com/office/drawing/2015/9/8/chartex" xmlns:cx2="http://schemas.microsoft.com/office/drawing/2015/10/21/chartex" xmlns:cx3="http://schemas.microsoft.com/office/drawing/2016/5/9/chartex" xmlns:cx4="http://schemas.microsoft.com/office/drawing/2016/5/10/chartex" xmlns:cx5="http://schemas.microsoft.com/office/drawing/2016/5/11/chartex" xmlns:cx6="http://schemas.microsoft.com/office/drawing/2016/5/12/chartex" xmlns:cx7="http://schemas.microsoft.com/office/drawing/2016/5/13/chartex" xmlns:cx8="http://schemas.microsoft.com/office/drawing/2016/5/14/chartex" xmlns:mc="http://schemas.openxmlformats.org/markup-compatibility/2006" xmlns:aink="http://schemas.microsoft.com/office/drawing/2016/ink" xmlns:am3d="http://schemas.microsoft.com/office/drawing/2017/model3d" xmlns:o="urn:schemas-microsoft-com:office:office" xmlns:r="http://schemas.openxmlformats.org/officeDocument/2006/relationships" xmlns:m="http://schemas.openxmlformats.org/officeDocument/2006/math" xmlns:v="urn:schemas-microsoft-com:vml" xmlns:wp14="http://schemas.microsoft.com/office/word/2010/wordprocessingDrawing" xmlns:wp="http://schemas.openxmlformats.org/drawingml/2006/wordprocessingDrawing" xmlns:w10="urn:schemas-microsoft-com:office:word" xmlns:w="http://schemas.openxmlformats.org/wordprocessingml/2006/main" xmlns:w14="http://schemas.microsoft.com/office/word/2010/wordml" xmlns:w15="http://schemas.microsoft.com/office/word/2012/wordml" xmlns:w16cex="http://schemas.microsoft.com/office/word/2018/wordml/cex" xmlns:w16cid="http://schemas.microsoft.com/office/word/2016/wordml/cid" xmlns:w16="http://schemas.microsoft.com/office/word/2018/wordml" xmlns:w16sdtdh="http://schemas.microsoft.com/office/word/2020/wordml/sdtdatahash" xmlns:w16se="http://schemas.microsoft.com/office/word/2015/wordml/symex" xmlns:wpg="http://schemas.microsoft.com/office/word/2010/wordprocessingGroup" xmlns:wpi="http://schemas.microsoft.com/office/word/2010/wordprocessingInk" xmlns:wne="http://schemas.microsoft.com/office/word/2006/wordml" xmlns:wps="http://schemas.microsoft.com/office/word/2010/wordprocessingShape" mc:Ignorable="w14 w15 w16se w16cid w16 w16cex w16sdtdh wp14">
   <w:abstractNum w:abstractNumId="0" w15:restartNumberingAfterBreak="0">
     <w:nsid w:val="2ACC1233"/>
     <w:multiLevelType w:val="hybridMultilevel"/>
@@ -2737,25 +2854,25 @@
       </w:pPr>
     </w:lvl>
   </w:abstractNum>
-  <w:num w:numId="1" w16cid:durableId="458956162">
+  <w:num w:numId="1">
     <w:abstractNumId w:val="4"/>
   </w:num>
-  <w:num w:numId="2" w16cid:durableId="1968924065">
+  <w:num w:numId="2">
     <w:abstractNumId w:val="0"/>
   </w:num>
-  <w:num w:numId="3" w16cid:durableId="809325212">
+  <w:num w:numId="3">
     <w:abstractNumId w:val="3"/>
   </w:num>
-  <w:num w:numId="4" w16cid:durableId="239409204">
+  <w:num w:numId="4">
     <w:abstractNumId w:val="1"/>
   </w:num>
-  <w:num w:numId="5" w16cid:durableId="1340735603">
+  <w:num w:numId="5">
     <w:abstractNumId w:val="5"/>
   </w:num>
-  <w:num w:numId="6" w16cid:durableId="1241213594">
+  <w:num w:numId="6">
     <w:abstractNumId w:val="2"/>
   </w:num>
-  <w:num w:numId="7" w16cid:durableId="1163276654">
+  <w:num w:numId="7">
     <w:abstractNumId w:val="6"/>
   </w:num>
 </w:numbering>
@@ -3094,6 +3211,7 @@
   <w:style w:type="character" w:default="1" w:styleId="a0">
     <w:name w:val="Default Paragraph Font"/>
     <w:uiPriority w:val="1"/>
+    <w:semiHidden/>
     <w:unhideWhenUsed/>
   </w:style>
   <w:style w:type="table" w:default="1" w:styleId="a1">

--- a/КИСП/ЛР10_ЛаврешинКИСП.docx
+++ b/КИСП/ЛР10_ЛаврешинКИСП.docx
@@ -238,16 +238,8 @@
               <w:rPr>
                 <w:rFonts w:ascii="Times New Roman" w:hAnsi="Times New Roman" w:cs="Times New Roman"/>
               </w:rPr>
-              <w:t xml:space="preserve">доцент, </w:t>
-            </w:r>
-            <w:proofErr w:type="spellStart"/>
-            <w:r>
-              <w:rPr>
-                <w:rFonts w:ascii="Times New Roman" w:hAnsi="Times New Roman" w:cs="Times New Roman"/>
-              </w:rPr>
-              <w:t>канд</w:t>
-            </w:r>
-            <w:proofErr w:type="spellEnd"/>
+              <w:t>доцент, канд</w:t>
+            </w:r>
             <w:r>
               <w:rPr>
                 <w:rFonts w:ascii="Times New Roman" w:hAnsi="Times New Roman" w:cs="Times New Roman"/>
@@ -335,7 +327,7 @@
               <w:rPr>
                 <w:rFonts w:ascii="Times New Roman" w:hAnsi="Times New Roman" w:cs="Times New Roman"/>
               </w:rPr>
-              <w:t>Богословская Н. В.</w:t>
+              <w:t>Богословская Н.В.</w:t>
             </w:r>
           </w:p>
         </w:tc>
@@ -1606,6 +1598,7 @@
       </w:pPr>
       <w:r>
         <w:rPr>
+          <w:noProof/>
           <w:sz w:val="28"/>
           <w:szCs w:val="28"/>
         </w:rPr>
@@ -1727,6 +1720,48 @@
           <w:sz w:val="28"/>
           <w:szCs w:val="28"/>
         </w:rPr>
+        <w:drawing>
+          <wp:inline distT="0" distB="0" distL="0" distR="0" wp14:anchorId="1489161F" wp14:editId="0DBF1481">
+            <wp:extent cx="5940425" cy="2134235"/>
+            <wp:effectExtent l="0" t="0" r="3175" b="0"/>
+            <wp:docPr id="3" name="Рисунок 3"/>
+            <wp:cNvGraphicFramePr>
+              <a:graphicFrameLocks xmlns:a="http://schemas.openxmlformats.org/drawingml/2006/main" noChangeAspect="1"/>
+            </wp:cNvGraphicFramePr>
+            <a:graphic xmlns:a="http://schemas.openxmlformats.org/drawingml/2006/main">
+              <a:graphicData uri="http://schemas.openxmlformats.org/drawingml/2006/picture">
+                <pic:pic xmlns:pic="http://schemas.openxmlformats.org/drawingml/2006/picture">
+                  <pic:nvPicPr>
+                    <pic:cNvPr id="1" name=""/>
+                    <pic:cNvPicPr/>
+                  </pic:nvPicPr>
+                  <pic:blipFill>
+                    <a:blip r:embed="rId10"/>
+                    <a:stretch>
+                      <a:fillRect/>
+                    </a:stretch>
+                  </pic:blipFill>
+                  <pic:spPr>
+                    <a:xfrm>
+                      <a:off x="0" y="0"/>
+                      <a:ext cx="5940425" cy="2134235"/>
+                    </a:xfrm>
+                    <a:prstGeom prst="rect">
+                      <a:avLst/>
+                    </a:prstGeom>
+                  </pic:spPr>
+                </pic:pic>
+              </a:graphicData>
+            </a:graphic>
+          </wp:inline>
+        </w:drawing>
+      </w:r>
+      <w:r>
+        <w:rPr>
+          <w:color w:val="000000"/>
+          <w:sz w:val="28"/>
+          <w:szCs w:val="28"/>
+        </w:rPr>
         <w:t xml:space="preserve"> </w:t>
       </w:r>
     </w:p>
@@ -1763,47 +1798,14 @@
           <w:sz w:val="28"/>
           <w:szCs w:val="28"/>
         </w:rPr>
-        <w:t xml:space="preserve"> – </w:t>
-      </w:r>
-      <w:r>
-        <w:rPr>
-          <w:color w:val="000000"/>
-          <w:sz w:val="28"/>
-          <w:szCs w:val="28"/>
-        </w:rPr>
-        <w:t>Документ</w:t>
-      </w:r>
-      <w:r>
-        <w:rPr>
-          <w:color w:val="000000"/>
+        <w:t xml:space="preserve"> –</w:t>
+      </w:r>
+      <w:r>
+        <w:rPr>
           <w:sz w:val="28"/>
           <w:szCs w:val="28"/>
         </w:rPr>
         <w:t xml:space="preserve"> </w:t>
-      </w:r>
-      <w:r>
-        <w:rPr>
-          <w:color w:val="000000"/>
-          <w:sz w:val="28"/>
-          <w:szCs w:val="28"/>
-        </w:rPr>
-        <w:t>“</w:t>
-      </w:r>
-      <w:r>
-        <w:rPr>
-          <w:color w:val="000000"/>
-          <w:sz w:val="28"/>
-          <w:szCs w:val="28"/>
-        </w:rPr>
-        <w:t>Утверждение графика работ</w:t>
-      </w:r>
-      <w:r>
-        <w:rPr>
-          <w:color w:val="000000"/>
-          <w:sz w:val="28"/>
-          <w:szCs w:val="28"/>
-        </w:rPr>
-        <w:t>”</w:t>
       </w:r>
     </w:p>
     <w:p>
@@ -1815,15 +1817,328 @@
         <w:spacing w:line="360" w:lineRule="auto"/>
         <w:jc w:val="center"/>
         <w:rPr>
+          <w:sz w:val="28"/>
+          <w:szCs w:val="28"/>
+        </w:rPr>
+      </w:pPr>
+      <w:r>
+        <w:rPr>
           <w:color w:val="000000"/>
           <w:sz w:val="28"/>
           <w:szCs w:val="28"/>
         </w:rPr>
+        <w:lastRenderedPageBreak/>
+        <w:drawing>
+          <wp:inline distT="0" distB="0" distL="0" distR="0" wp14:anchorId="7461118F" wp14:editId="4245C76F">
+            <wp:extent cx="5940425" cy="915035"/>
+            <wp:effectExtent l="0" t="0" r="3175" b="0"/>
+            <wp:docPr id="6" name="Рисунок 6"/>
+            <wp:cNvGraphicFramePr>
+              <a:graphicFrameLocks xmlns:a="http://schemas.openxmlformats.org/drawingml/2006/main" noChangeAspect="1"/>
+            </wp:cNvGraphicFramePr>
+            <a:graphic xmlns:a="http://schemas.openxmlformats.org/drawingml/2006/main">
+              <a:graphicData uri="http://schemas.openxmlformats.org/drawingml/2006/picture">
+                <pic:pic xmlns:pic="http://schemas.openxmlformats.org/drawingml/2006/picture">
+                  <pic:nvPicPr>
+                    <pic:cNvPr id="1" name=""/>
+                    <pic:cNvPicPr/>
+                  </pic:nvPicPr>
+                  <pic:blipFill>
+                    <a:blip r:embed="rId11"/>
+                    <a:stretch>
+                      <a:fillRect/>
+                    </a:stretch>
+                  </pic:blipFill>
+                  <pic:spPr>
+                    <a:xfrm>
+                      <a:off x="0" y="0"/>
+                      <a:ext cx="5940425" cy="915035"/>
+                    </a:xfrm>
+                    <a:prstGeom prst="rect">
+                      <a:avLst/>
+                    </a:prstGeom>
+                  </pic:spPr>
+                </pic:pic>
+              </a:graphicData>
+            </a:graphic>
+          </wp:inline>
+        </w:drawing>
+      </w:r>
+      <w:r>
+        <w:rPr>
+          <w:color w:val="000000"/>
+          <w:sz w:val="28"/>
+          <w:szCs w:val="28"/>
+        </w:rPr>
+        <w:t xml:space="preserve"> </w:t>
+      </w:r>
+    </w:p>
+    <w:p>
+      <w:pPr>
+        <w:widowControl w:val="0"/>
+        <w:autoSpaceDE w:val="0"/>
+        <w:autoSpaceDN w:val="0"/>
+        <w:adjustRightInd w:val="0"/>
+        <w:spacing w:line="360" w:lineRule="auto"/>
+        <w:jc w:val="center"/>
+        <w:rPr>
+          <w:sz w:val="28"/>
+          <w:szCs w:val="28"/>
+        </w:rPr>
+      </w:pPr>
+      <w:r>
+        <w:rPr>
+          <w:sz w:val="28"/>
+          <w:szCs w:val="28"/>
+        </w:rPr>
+        <w:t xml:space="preserve">Рисунок </w:t>
+      </w:r>
+      <w:r>
+        <w:rPr>
+          <w:sz w:val="28"/>
+          <w:szCs w:val="28"/>
+        </w:rPr>
+        <w:t>3</w:t>
+      </w:r>
+      <w:r>
+        <w:rPr>
+          <w:sz w:val="28"/>
+          <w:szCs w:val="28"/>
+        </w:rPr>
+        <w:t xml:space="preserve"> –</w:t>
+      </w:r>
+      <w:r>
+        <w:rPr>
+          <w:sz w:val="28"/>
+          <w:szCs w:val="28"/>
+        </w:rPr>
+        <w:t xml:space="preserve"> </w:t>
+      </w:r>
+    </w:p>
+    <w:p>
+      <w:pPr>
+        <w:widowControl w:val="0"/>
+        <w:autoSpaceDE w:val="0"/>
+        <w:autoSpaceDN w:val="0"/>
+        <w:adjustRightInd w:val="0"/>
+        <w:spacing w:line="360" w:lineRule="auto"/>
+        <w:jc w:val="center"/>
+        <w:rPr>
+          <w:sz w:val="28"/>
+          <w:szCs w:val="28"/>
+        </w:rPr>
+      </w:pPr>
+      <w:r>
+        <w:rPr>
+          <w:color w:val="000000"/>
+          <w:sz w:val="28"/>
+          <w:szCs w:val="28"/>
+        </w:rPr>
+        <w:drawing>
+          <wp:inline distT="0" distB="0" distL="0" distR="0" wp14:anchorId="2B93B276" wp14:editId="591A9871">
+            <wp:extent cx="5940425" cy="922020"/>
+            <wp:effectExtent l="0" t="0" r="3175" b="0"/>
+            <wp:docPr id="9" name="Рисунок 9"/>
+            <wp:cNvGraphicFramePr>
+              <a:graphicFrameLocks xmlns:a="http://schemas.openxmlformats.org/drawingml/2006/main" noChangeAspect="1"/>
+            </wp:cNvGraphicFramePr>
+            <a:graphic xmlns:a="http://schemas.openxmlformats.org/drawingml/2006/main">
+              <a:graphicData uri="http://schemas.openxmlformats.org/drawingml/2006/picture">
+                <pic:pic xmlns:pic="http://schemas.openxmlformats.org/drawingml/2006/picture">
+                  <pic:nvPicPr>
+                    <pic:cNvPr id="1" name=""/>
+                    <pic:cNvPicPr/>
+                  </pic:nvPicPr>
+                  <pic:blipFill>
+                    <a:blip r:embed="rId12"/>
+                    <a:stretch>
+                      <a:fillRect/>
+                    </a:stretch>
+                  </pic:blipFill>
+                  <pic:spPr>
+                    <a:xfrm>
+                      <a:off x="0" y="0"/>
+                      <a:ext cx="5940425" cy="922020"/>
+                    </a:xfrm>
+                    <a:prstGeom prst="rect">
+                      <a:avLst/>
+                    </a:prstGeom>
+                  </pic:spPr>
+                </pic:pic>
+              </a:graphicData>
+            </a:graphic>
+          </wp:inline>
+        </w:drawing>
+      </w:r>
+      <w:r>
+        <w:rPr>
+          <w:color w:val="000000"/>
+          <w:sz w:val="28"/>
+          <w:szCs w:val="28"/>
+        </w:rPr>
+        <w:t xml:space="preserve"> </w:t>
+      </w:r>
+    </w:p>
+    <w:p>
+      <w:pPr>
+        <w:widowControl w:val="0"/>
+        <w:autoSpaceDE w:val="0"/>
+        <w:autoSpaceDN w:val="0"/>
+        <w:adjustRightInd w:val="0"/>
+        <w:spacing w:line="360" w:lineRule="auto"/>
+        <w:jc w:val="center"/>
+        <w:rPr>
+          <w:color w:val="000000"/>
+          <w:sz w:val="28"/>
+          <w:szCs w:val="28"/>
+        </w:rPr>
+      </w:pPr>
+      <w:r>
+        <w:rPr>
+          <w:sz w:val="28"/>
+          <w:szCs w:val="28"/>
+        </w:rPr>
+        <w:t xml:space="preserve">Рисунок </w:t>
+      </w:r>
+      <w:r>
+        <w:rPr>
+          <w:sz w:val="28"/>
+          <w:szCs w:val="28"/>
+        </w:rPr>
+        <w:t>4</w:t>
+      </w:r>
+      <w:r>
+        <w:rPr>
+          <w:sz w:val="28"/>
+          <w:szCs w:val="28"/>
+        </w:rPr>
+        <w:t xml:space="preserve"> –</w:t>
+      </w:r>
+      <w:r>
+        <w:rPr>
+          <w:sz w:val="28"/>
+          <w:szCs w:val="28"/>
+        </w:rPr>
+        <w:t xml:space="preserve"> </w:t>
+      </w:r>
+    </w:p>
+    <w:p>
+      <w:pPr>
+        <w:widowControl w:val="0"/>
+        <w:autoSpaceDE w:val="0"/>
+        <w:autoSpaceDN w:val="0"/>
+        <w:adjustRightInd w:val="0"/>
+        <w:spacing w:line="360" w:lineRule="auto"/>
+        <w:jc w:val="center"/>
+        <w:rPr>
+          <w:sz w:val="28"/>
+          <w:szCs w:val="28"/>
+        </w:rPr>
+      </w:pPr>
+      <w:r>
+        <w:rPr>
+          <w:color w:val="000000"/>
+          <w:sz w:val="28"/>
+          <w:szCs w:val="28"/>
+        </w:rPr>
+        <w:drawing>
+          <wp:inline distT="0" distB="0" distL="0" distR="0" wp14:anchorId="380A684A" wp14:editId="7DBBD5BC">
+            <wp:extent cx="5940425" cy="1010285"/>
+            <wp:effectExtent l="0" t="0" r="3175" b="0"/>
+            <wp:docPr id="11" name="Рисунок 11"/>
+            <wp:cNvGraphicFramePr>
+              <a:graphicFrameLocks xmlns:a="http://schemas.openxmlformats.org/drawingml/2006/main" noChangeAspect="1"/>
+            </wp:cNvGraphicFramePr>
+            <a:graphic xmlns:a="http://schemas.openxmlformats.org/drawingml/2006/main">
+              <a:graphicData uri="http://schemas.openxmlformats.org/drawingml/2006/picture">
+                <pic:pic xmlns:pic="http://schemas.openxmlformats.org/drawingml/2006/picture">
+                  <pic:nvPicPr>
+                    <pic:cNvPr id="1" name=""/>
+                    <pic:cNvPicPr/>
+                  </pic:nvPicPr>
+                  <pic:blipFill>
+                    <a:blip r:embed="rId13"/>
+                    <a:stretch>
+                      <a:fillRect/>
+                    </a:stretch>
+                  </pic:blipFill>
+                  <pic:spPr>
+                    <a:xfrm>
+                      <a:off x="0" y="0"/>
+                      <a:ext cx="5940425" cy="1010285"/>
+                    </a:xfrm>
+                    <a:prstGeom prst="rect">
+                      <a:avLst/>
+                    </a:prstGeom>
+                  </pic:spPr>
+                </pic:pic>
+              </a:graphicData>
+            </a:graphic>
+          </wp:inline>
+        </w:drawing>
+      </w:r>
+    </w:p>
+    <w:p>
+      <w:pPr>
+        <w:widowControl w:val="0"/>
+        <w:autoSpaceDE w:val="0"/>
+        <w:autoSpaceDN w:val="0"/>
+        <w:adjustRightInd w:val="0"/>
+        <w:spacing w:line="360" w:lineRule="auto"/>
+        <w:jc w:val="center"/>
+        <w:rPr>
+          <w:color w:val="000000"/>
+          <w:sz w:val="28"/>
+          <w:szCs w:val="28"/>
+        </w:rPr>
+      </w:pPr>
+      <w:r>
+        <w:rPr>
+          <w:sz w:val="28"/>
+          <w:szCs w:val="28"/>
+        </w:rPr>
+        <w:t>Рисунок</w:t>
+      </w:r>
+      <w:r>
+        <w:rPr>
+          <w:sz w:val="28"/>
+          <w:szCs w:val="28"/>
+        </w:rPr>
+        <w:t xml:space="preserve"> 5</w:t>
+      </w:r>
+      <w:r>
+        <w:rPr>
+          <w:sz w:val="28"/>
+          <w:szCs w:val="28"/>
+        </w:rPr>
+        <w:t xml:space="preserve"> –</w:t>
+      </w:r>
+      <w:r>
+        <w:rPr>
+          <w:sz w:val="28"/>
+          <w:szCs w:val="28"/>
+        </w:rPr>
+        <w:t xml:space="preserve"> </w:t>
+      </w:r>
+    </w:p>
+    <w:p>
+      <w:pPr>
+        <w:widowControl w:val="0"/>
+        <w:autoSpaceDE w:val="0"/>
+        <w:autoSpaceDN w:val="0"/>
+        <w:adjustRightInd w:val="0"/>
+        <w:spacing w:line="360" w:lineRule="auto"/>
+        <w:jc w:val="center"/>
+        <w:rPr>
+          <w:color w:val="000000"/>
+          <w:sz w:val="28"/>
+          <w:szCs w:val="28"/>
+        </w:rPr>
       </w:pPr>
     </w:p>
     <w:sectPr>
-      <w:footerReference w:type="even" r:id="rId10"/>
-      <w:footerReference w:type="default" r:id="rId11"/>
+      <w:footerReference w:type="even" r:id="rId14"/>
+      <w:footerReference w:type="default" r:id="rId15"/>
       <w:pgSz w:w="11906" w:h="16838"/>
       <w:pgMar w:top="1134" w:right="850" w:bottom="1134" w:left="1701" w:header="708" w:footer="708" w:gutter="0"/>
       <w:pgNumType w:start="1"/>

--- a/КИСП/ЛР10_ЛаврешинКИСП.docx
+++ b/КИСП/ЛР10_ЛаврешинКИСП.docx
@@ -1,6 +1,6 @@
 
 <file path=word/document.xml><?xml version="1.0" encoding="utf-8"?>
-<w:document xmlns:wpc="http://schemas.microsoft.com/office/word/2010/wordprocessingCanvas" xmlns:cx="http://schemas.microsoft.com/office/drawing/2014/chartex" xmlns:cx1="http://schemas.microsoft.com/office/drawing/2015/9/8/chartex" xmlns:cx2="http://schemas.microsoft.com/office/drawing/2015/10/21/chartex" xmlns:cx3="http://schemas.microsoft.com/office/drawing/2016/5/9/chartex" xmlns:cx4="http://schemas.microsoft.com/office/drawing/2016/5/10/chartex" xmlns:cx5="http://schemas.microsoft.com/office/drawing/2016/5/11/chartex" xmlns:cx6="http://schemas.microsoft.com/office/drawing/2016/5/12/chartex" xmlns:cx7="http://schemas.microsoft.com/office/drawing/2016/5/13/chartex" xmlns:cx8="http://schemas.microsoft.com/office/drawing/2016/5/14/chartex" xmlns:mc="http://schemas.openxmlformats.org/markup-compatibility/2006" xmlns:aink="http://schemas.microsoft.com/office/drawing/2016/ink" xmlns:am3d="http://schemas.microsoft.com/office/drawing/2017/model3d" xmlns:o="urn:schemas-microsoft-com:office:office" xmlns:r="http://schemas.openxmlformats.org/officeDocument/2006/relationships" xmlns:m="http://schemas.openxmlformats.org/officeDocument/2006/math" xmlns:v="urn:schemas-microsoft-com:vml" xmlns:wp14="http://schemas.microsoft.com/office/word/2010/wordprocessingDrawing" xmlns:wp="http://schemas.openxmlformats.org/drawingml/2006/wordprocessingDrawing" xmlns:w10="urn:schemas-microsoft-com:office:word" xmlns:w="http://schemas.openxmlformats.org/wordprocessingml/2006/main" xmlns:w14="http://schemas.microsoft.com/office/word/2010/wordml" xmlns:w15="http://schemas.microsoft.com/office/word/2012/wordml" xmlns:w16cex="http://schemas.microsoft.com/office/word/2018/wordml/cex" xmlns:w16cid="http://schemas.microsoft.com/office/word/2016/wordml/cid" xmlns:w16="http://schemas.microsoft.com/office/word/2018/wordml" xmlns:w16sdtdh="http://schemas.microsoft.com/office/word/2020/wordml/sdtdatahash" xmlns:w16se="http://schemas.microsoft.com/office/word/2015/wordml/symex" xmlns:wpg="http://schemas.microsoft.com/office/word/2010/wordprocessingGroup" xmlns:wpi="http://schemas.microsoft.com/office/word/2010/wordprocessingInk" xmlns:wne="http://schemas.microsoft.com/office/word/2006/wordml" xmlns:wps="http://schemas.microsoft.com/office/word/2010/wordprocessingShape" mc:Ignorable="w14 w15 w16se w16cid w16 w16cex w16sdtdh wp14">
+<w:document xmlns:wpc="http://schemas.microsoft.com/office/word/2010/wordprocessingCanvas" xmlns:cx="http://schemas.microsoft.com/office/drawing/2014/chartex" xmlns:cx1="http://schemas.microsoft.com/office/drawing/2015/9/8/chartex" xmlns:cx2="http://schemas.microsoft.com/office/drawing/2015/10/21/chartex" xmlns:cx3="http://schemas.microsoft.com/office/drawing/2016/5/9/chartex" xmlns:cx4="http://schemas.microsoft.com/office/drawing/2016/5/10/chartex" xmlns:cx5="http://schemas.microsoft.com/office/drawing/2016/5/11/chartex" xmlns:cx6="http://schemas.microsoft.com/office/drawing/2016/5/12/chartex" xmlns:cx7="http://schemas.microsoft.com/office/drawing/2016/5/13/chartex" xmlns:cx8="http://schemas.microsoft.com/office/drawing/2016/5/14/chartex" xmlns:mc="http://schemas.openxmlformats.org/markup-compatibility/2006" xmlns:aink="http://schemas.microsoft.com/office/drawing/2016/ink" xmlns:am3d="http://schemas.microsoft.com/office/drawing/2017/model3d" xmlns:o="urn:schemas-microsoft-com:office:office" xmlns:oel="http://schemas.microsoft.com/office/2019/extlst" xmlns:r="http://schemas.openxmlformats.org/officeDocument/2006/relationships" xmlns:m="http://schemas.openxmlformats.org/officeDocument/2006/math" xmlns:v="urn:schemas-microsoft-com:vml" xmlns:wp14="http://schemas.microsoft.com/office/word/2010/wordprocessingDrawing" xmlns:wp="http://schemas.openxmlformats.org/drawingml/2006/wordprocessingDrawing" xmlns:w10="urn:schemas-microsoft-com:office:word" xmlns:w="http://schemas.openxmlformats.org/wordprocessingml/2006/main" xmlns:w14="http://schemas.microsoft.com/office/word/2010/wordml" xmlns:w15="http://schemas.microsoft.com/office/word/2012/wordml" xmlns:w16cex="http://schemas.microsoft.com/office/word/2018/wordml/cex" xmlns:w16cid="http://schemas.microsoft.com/office/word/2016/wordml/cid" xmlns:w16="http://schemas.microsoft.com/office/word/2018/wordml" xmlns:w16sdtdh="http://schemas.microsoft.com/office/word/2020/wordml/sdtdatahash" xmlns:w16se="http://schemas.microsoft.com/office/word/2015/wordml/symex" xmlns:wpg="http://schemas.microsoft.com/office/word/2010/wordprocessingGroup" xmlns:wpi="http://schemas.microsoft.com/office/word/2010/wordprocessingInk" xmlns:wne="http://schemas.microsoft.com/office/word/2006/wordml" xmlns:wps="http://schemas.microsoft.com/office/word/2010/wordprocessingShape" mc:Ignorable="w14 w15 w16se w16cid w16 w16cex w16sdtdh wp14">
   <w:body>
     <w:p>
       <w:pPr>
@@ -238,8 +238,16 @@
               <w:rPr>
                 <w:rFonts w:ascii="Times New Roman" w:hAnsi="Times New Roman" w:cs="Times New Roman"/>
               </w:rPr>
-              <w:t>доцент, канд</w:t>
-            </w:r>
+              <w:t xml:space="preserve">доцент, </w:t>
+            </w:r>
+            <w:proofErr w:type="spellStart"/>
+            <w:r>
+              <w:rPr>
+                <w:rFonts w:ascii="Times New Roman" w:hAnsi="Times New Roman" w:cs="Times New Roman"/>
+              </w:rPr>
+              <w:t>канд</w:t>
+            </w:r>
+            <w:proofErr w:type="spellEnd"/>
             <w:r>
               <w:rPr>
                 <w:rFonts w:ascii="Times New Roman" w:hAnsi="Times New Roman" w:cs="Times New Roman"/>
@@ -1573,6 +1581,13 @@
           <w:sz w:val="28"/>
           <w:szCs w:val="28"/>
         </w:rPr>
+        <w:t>В рамках первого задания требовалось внедрить принцип чередования рабочих смен для персонала</w:t>
+      </w:r>
+      <w:r>
+        <w:rPr>
+          <w:sz w:val="28"/>
+          <w:szCs w:val="28"/>
+        </w:rPr>
         <w:t>. Полученный результат приведён на рисунке 1</w:t>
       </w:r>
       <w:r>
@@ -1603,9 +1618,9 @@
           <w:szCs w:val="28"/>
         </w:rPr>
         <w:drawing>
-          <wp:inline distT="0" distB="0" distL="0" distR="0" wp14:anchorId="2CE2FD04" wp14:editId="46D18D9A">
-            <wp:extent cx="5940425" cy="4769485"/>
-            <wp:effectExtent l="0" t="0" r="3175" b="0"/>
+          <wp:inline distT="0" distB="0" distL="0" distR="0" wp14:anchorId="2CE2FD04" wp14:editId="1211ED2F">
+            <wp:extent cx="5149243" cy="4134256"/>
+            <wp:effectExtent l="0" t="0" r="0" b="0"/>
             <wp:docPr id="2" name="Рисунок 2"/>
             <wp:cNvGraphicFramePr>
               <a:graphicFrameLocks xmlns:a="http://schemas.openxmlformats.org/drawingml/2006/main" noChangeAspect="1"/>
@@ -1626,7 +1641,7 @@
                   <pic:spPr>
                     <a:xfrm>
                       <a:off x="0" y="0"/>
-                      <a:ext cx="5940425" cy="4769485"/>
+                      <a:ext cx="5186652" cy="4164291"/>
                     </a:xfrm>
                     <a:prstGeom prst="rect">
                       <a:avLst/>
@@ -1708,6 +1723,70 @@
         <w:autoSpaceDN w:val="0"/>
         <w:adjustRightInd w:val="0"/>
         <w:spacing w:line="360" w:lineRule="auto"/>
+        <w:ind w:firstLine="709"/>
+        <w:jc w:val="both"/>
+        <w:rPr>
+          <w:color w:val="000000"/>
+          <w:sz w:val="28"/>
+          <w:szCs w:val="28"/>
+        </w:rPr>
+      </w:pPr>
+      <w:r>
+        <w:rPr>
+          <w:color w:val="000000"/>
+          <w:sz w:val="28"/>
+          <w:szCs w:val="28"/>
+        </w:rPr>
+        <w:t>Далее оформ</w:t>
+      </w:r>
+      <w:r>
+        <w:rPr>
+          <w:color w:val="000000"/>
+          <w:sz w:val="28"/>
+          <w:szCs w:val="28"/>
+        </w:rPr>
+        <w:t>л</w:t>
+      </w:r>
+      <w:r>
+        <w:rPr>
+          <w:color w:val="000000"/>
+          <w:sz w:val="28"/>
+          <w:szCs w:val="28"/>
+        </w:rPr>
+        <w:t>ен</w:t>
+      </w:r>
+      <w:r>
+        <w:rPr>
+          <w:color w:val="000000"/>
+          <w:sz w:val="28"/>
+          <w:szCs w:val="28"/>
+        </w:rPr>
+        <w:t xml:space="preserve"> регистр для хранения рабочих графиков, а также подготов</w:t>
+      </w:r>
+      <w:r>
+        <w:rPr>
+          <w:color w:val="000000"/>
+          <w:sz w:val="28"/>
+          <w:szCs w:val="28"/>
+        </w:rPr>
+        <w:t xml:space="preserve">лен </w:t>
+      </w:r>
+      <w:r>
+        <w:rPr>
+          <w:color w:val="000000"/>
+          <w:sz w:val="28"/>
+          <w:szCs w:val="28"/>
+        </w:rPr>
+        <w:t>документ, необходимый для их согласования. Получившийся итог отображён на 2 рисунке.</w:t>
+      </w:r>
+    </w:p>
+    <w:p>
+      <w:pPr>
+        <w:widowControl w:val="0"/>
+        <w:autoSpaceDE w:val="0"/>
+        <w:autoSpaceDN w:val="0"/>
+        <w:adjustRightInd w:val="0"/>
+        <w:spacing w:line="360" w:lineRule="auto"/>
         <w:jc w:val="center"/>
         <w:rPr>
           <w:sz w:val="28"/>
@@ -1716,14 +1795,15 @@
       </w:pPr>
       <w:r>
         <w:rPr>
+          <w:noProof/>
           <w:color w:val="000000"/>
           <w:sz w:val="28"/>
           <w:szCs w:val="28"/>
         </w:rPr>
         <w:drawing>
-          <wp:inline distT="0" distB="0" distL="0" distR="0" wp14:anchorId="1489161F" wp14:editId="0DBF1481">
-            <wp:extent cx="5940425" cy="2134235"/>
-            <wp:effectExtent l="0" t="0" r="3175" b="0"/>
+          <wp:inline distT="0" distB="0" distL="0" distR="0" wp14:anchorId="1489161F" wp14:editId="7687E189">
+            <wp:extent cx="5914417" cy="2124891"/>
+            <wp:effectExtent l="0" t="0" r="0" b="8890"/>
             <wp:docPr id="3" name="Рисунок 3"/>
             <wp:cNvGraphicFramePr>
               <a:graphicFrameLocks xmlns:a="http://schemas.openxmlformats.org/drawingml/2006/main" noChangeAspect="1"/>
@@ -1744,7 +1824,7 @@
                   <pic:spPr>
                     <a:xfrm>
                       <a:off x="0" y="0"/>
-                      <a:ext cx="5940425" cy="2134235"/>
+                      <a:ext cx="5930735" cy="2130753"/>
                     </a:xfrm>
                     <a:prstGeom prst="rect">
                       <a:avLst/>
@@ -1774,6 +1854,82 @@
         <w:spacing w:line="360" w:lineRule="auto"/>
         <w:jc w:val="center"/>
         <w:rPr>
+          <w:rStyle w:val="bzpyqfadein"/>
+          <w:sz w:val="28"/>
+          <w:szCs w:val="28"/>
+        </w:rPr>
+      </w:pPr>
+      <w:r>
+        <w:rPr>
+          <w:sz w:val="28"/>
+          <w:szCs w:val="28"/>
+        </w:rPr>
+        <w:t xml:space="preserve">Рисунок </w:t>
+      </w:r>
+      <w:r>
+        <w:rPr>
+          <w:sz w:val="28"/>
+          <w:szCs w:val="28"/>
+        </w:rPr>
+        <w:t>2</w:t>
+      </w:r>
+      <w:r>
+        <w:rPr>
+          <w:sz w:val="28"/>
+          <w:szCs w:val="28"/>
+        </w:rPr>
+        <w:t xml:space="preserve"> –</w:t>
+      </w:r>
+      <w:r>
+        <w:rPr>
+          <w:sz w:val="28"/>
+          <w:szCs w:val="28"/>
+        </w:rPr>
+        <w:t xml:space="preserve"> </w:t>
+      </w:r>
+      <w:r>
+        <w:rPr>
+          <w:rStyle w:val="bzpyqfadein"/>
+          <w:sz w:val="28"/>
+          <w:szCs w:val="28"/>
+        </w:rPr>
+        <w:t>Регистр</w:t>
+      </w:r>
+      <w:r>
+        <w:rPr>
+          <w:rStyle w:val="bzpyqfadein"/>
+          <w:sz w:val="28"/>
+          <w:szCs w:val="28"/>
+        </w:rPr>
+        <w:t xml:space="preserve"> “</w:t>
+      </w:r>
+      <w:r>
+        <w:rPr>
+          <w:rStyle w:val="bzpyqfadein"/>
+          <w:sz w:val="28"/>
+          <w:szCs w:val="28"/>
+        </w:rPr>
+        <w:t>График работы</w:t>
+      </w:r>
+      <w:r>
+        <w:rPr>
+          <w:rStyle w:val="bzpyqfadein"/>
+          <w:sz w:val="28"/>
+          <w:szCs w:val="28"/>
+        </w:rPr>
+        <w:t>”</w:t>
+      </w:r>
+    </w:p>
+    <w:p>
+      <w:pPr>
+        <w:widowControl w:val="0"/>
+        <w:autoSpaceDE w:val="0"/>
+        <w:autoSpaceDN w:val="0"/>
+        <w:adjustRightInd w:val="0"/>
+        <w:spacing w:line="360" w:lineRule="auto"/>
+        <w:ind w:firstLine="709"/>
+        <w:jc w:val="both"/>
+        <w:rPr>
           <w:color w:val="000000"/>
           <w:sz w:val="28"/>
           <w:szCs w:val="28"/>
@@ -1781,31 +1937,28 @@
       </w:pPr>
       <w:r>
         <w:rPr>
-          <w:sz w:val="28"/>
-          <w:szCs w:val="28"/>
-        </w:rPr>
-        <w:t xml:space="preserve">Рисунок </w:t>
-      </w:r>
-      <w:r>
-        <w:rPr>
-          <w:sz w:val="28"/>
-          <w:szCs w:val="28"/>
-        </w:rPr>
-        <w:t>2</w:t>
-      </w:r>
-      <w:r>
-        <w:rPr>
-          <w:sz w:val="28"/>
-          <w:szCs w:val="28"/>
-        </w:rPr>
-        <w:t xml:space="preserve"> –</w:t>
-      </w:r>
-      <w:r>
-        <w:rPr>
-          <w:sz w:val="28"/>
-          <w:szCs w:val="28"/>
-        </w:rPr>
-        <w:t xml:space="preserve"> </w:t>
+          <w:color w:val="000000"/>
+          <w:sz w:val="28"/>
+          <w:szCs w:val="28"/>
+        </w:rPr>
+        <w:lastRenderedPageBreak/>
+        <w:t>По тому же принципу созда</w:t>
+      </w:r>
+      <w:r>
+        <w:rPr>
+          <w:color w:val="000000"/>
+          <w:sz w:val="28"/>
+          <w:szCs w:val="28"/>
+        </w:rPr>
+        <w:t>н</w:t>
+      </w:r>
+      <w:r>
+        <w:rPr>
+          <w:color w:val="000000"/>
+          <w:sz w:val="28"/>
+          <w:szCs w:val="28"/>
+        </w:rPr>
+        <w:t xml:space="preserve"> документ, который позволяет зарегистрировать отсутствие сотрудника на рабочей смене — это необходимо для корректировки зарплатных начислений. Полученный итог приведён на рисунке 3.</w:t>
       </w:r>
     </w:p>
     <w:p>
@@ -1823,11 +1976,11 @@
       </w:pPr>
       <w:r>
         <w:rPr>
+          <w:noProof/>
           <w:color w:val="000000"/>
           <w:sz w:val="28"/>
           <w:szCs w:val="28"/>
         </w:rPr>
-        <w:lastRenderedPageBreak/>
         <w:drawing>
           <wp:inline distT="0" distB="0" distL="0" distR="0" wp14:anchorId="7461118F" wp14:editId="4245C76F">
             <wp:extent cx="5940425" cy="915035"/>
@@ -1914,6 +2067,64 @@
         </w:rPr>
         <w:t xml:space="preserve"> </w:t>
       </w:r>
+      <w:r>
+        <w:rPr>
+          <w:sz w:val="28"/>
+          <w:szCs w:val="28"/>
+        </w:rPr>
+        <w:t xml:space="preserve">Документ </w:t>
+      </w:r>
+      <w:r>
+        <w:rPr>
+          <w:sz w:val="28"/>
+          <w:szCs w:val="28"/>
+        </w:rPr>
+        <w:t>“</w:t>
+      </w:r>
+      <w:r>
+        <w:rPr>
+          <w:sz w:val="28"/>
+          <w:szCs w:val="28"/>
+        </w:rPr>
+        <w:t>Н</w:t>
+      </w:r>
+      <w:r>
+        <w:rPr>
+          <w:sz w:val="28"/>
+          <w:szCs w:val="28"/>
+        </w:rPr>
+        <w:t>евыход сотрудника</w:t>
+      </w:r>
+      <w:r>
+        <w:rPr>
+          <w:sz w:val="28"/>
+          <w:szCs w:val="28"/>
+          <w:lang w:val="en-US"/>
+        </w:rPr>
+        <w:t>”</w:t>
+      </w:r>
+    </w:p>
+    <w:p>
+      <w:pPr>
+        <w:widowControl w:val="0"/>
+        <w:autoSpaceDE w:val="0"/>
+        <w:autoSpaceDN w:val="0"/>
+        <w:adjustRightInd w:val="0"/>
+        <w:spacing w:line="360" w:lineRule="auto"/>
+        <w:ind w:firstLine="709"/>
+        <w:jc w:val="both"/>
+        <w:rPr>
+          <w:sz w:val="28"/>
+          <w:szCs w:val="28"/>
+        </w:rPr>
+      </w:pPr>
+      <w:r>
+        <w:rPr>
+          <w:sz w:val="28"/>
+          <w:szCs w:val="28"/>
+        </w:rPr>
+        <w:t>Следующим шагом стала разработка расчётного документа по окладам, предназначенного для регистрации производимых работникам выплат. Результат можно увидеть на 4 рисунке.</w:t>
+      </w:r>
     </w:p>
     <w:p>
       <w:pPr>
@@ -1930,6 +2141,7 @@
       </w:pPr>
       <w:r>
         <w:rPr>
+          <w:noProof/>
           <w:color w:val="000000"/>
           <w:sz w:val="28"/>
           <w:szCs w:val="28"/>
@@ -1988,6 +2200,84 @@
         <w:spacing w:line="360" w:lineRule="auto"/>
         <w:jc w:val="center"/>
         <w:rPr>
+          <w:rStyle w:val="bzpyqfadein"/>
+          <w:sz w:val="28"/>
+          <w:szCs w:val="28"/>
+        </w:rPr>
+      </w:pPr>
+      <w:r>
+        <w:rPr>
+          <w:sz w:val="28"/>
+          <w:szCs w:val="28"/>
+        </w:rPr>
+        <w:t xml:space="preserve">Рисунок </w:t>
+      </w:r>
+      <w:r>
+        <w:rPr>
+          <w:sz w:val="28"/>
+          <w:szCs w:val="28"/>
+        </w:rPr>
+        <w:t>4</w:t>
+      </w:r>
+      <w:r>
+        <w:rPr>
+          <w:sz w:val="28"/>
+          <w:szCs w:val="28"/>
+        </w:rPr>
+        <w:t xml:space="preserve"> –</w:t>
+      </w:r>
+      <w:r>
+        <w:rPr>
+          <w:sz w:val="28"/>
+          <w:szCs w:val="28"/>
+        </w:rPr>
+        <w:t xml:space="preserve"> </w:t>
+      </w:r>
+      <w:r>
+        <w:rPr>
+          <w:rStyle w:val="bzpyqfadein"/>
+          <w:sz w:val="28"/>
+          <w:szCs w:val="28"/>
+        </w:rPr>
+        <w:t xml:space="preserve">Документ </w:t>
+      </w:r>
+      <w:r>
+        <w:rPr>
+          <w:rStyle w:val="bzpyqfadein"/>
+          <w:sz w:val="28"/>
+          <w:szCs w:val="28"/>
+          <w:lang w:val="en-US"/>
+        </w:rPr>
+        <w:t>“</w:t>
+      </w:r>
+      <w:r>
+        <w:rPr>
+          <w:rStyle w:val="bzpyqfadein"/>
+          <w:sz w:val="28"/>
+          <w:szCs w:val="28"/>
+        </w:rPr>
+        <w:t>Начисление оклада</w:t>
+      </w:r>
+      <w:r>
+        <w:rPr>
+          <w:rStyle w:val="bzpyqfadein"/>
+          <w:sz w:val="28"/>
+          <w:szCs w:val="28"/>
+          <w:lang w:val="en-US"/>
+        </w:rPr>
+        <w:t>”</w:t>
+      </w:r>
+    </w:p>
+    <w:p>
+      <w:pPr>
+        <w:widowControl w:val="0"/>
+        <w:autoSpaceDE w:val="0"/>
+        <w:autoSpaceDN w:val="0"/>
+        <w:adjustRightInd w:val="0"/>
+        <w:spacing w:line="360" w:lineRule="auto"/>
+        <w:ind w:firstLine="709"/>
+        <w:jc w:val="both"/>
+        <w:rPr>
           <w:color w:val="000000"/>
           <w:sz w:val="28"/>
           <w:szCs w:val="28"/>
@@ -1995,31 +2285,11 @@
       </w:pPr>
       <w:r>
         <w:rPr>
-          <w:sz w:val="28"/>
-          <w:szCs w:val="28"/>
-        </w:rPr>
-        <w:t xml:space="preserve">Рисунок </w:t>
-      </w:r>
-      <w:r>
-        <w:rPr>
-          <w:sz w:val="28"/>
-          <w:szCs w:val="28"/>
-        </w:rPr>
-        <w:t>4</w:t>
-      </w:r>
-      <w:r>
-        <w:rPr>
-          <w:sz w:val="28"/>
-          <w:szCs w:val="28"/>
-        </w:rPr>
-        <w:t xml:space="preserve"> –</w:t>
-      </w:r>
-      <w:r>
-        <w:rPr>
-          <w:sz w:val="28"/>
-          <w:szCs w:val="28"/>
-        </w:rPr>
-        <w:t xml:space="preserve"> </w:t>
+          <w:color w:val="000000"/>
+          <w:sz w:val="28"/>
+          <w:szCs w:val="28"/>
+        </w:rPr>
+        <w:t>Сначала регистр получал плановый оклад за полный месяц. Далее система пересчитывала его, учитывая сменный график и все пропуски. Так сотруднику выплачивалась только сумма за фактически отработанные дни. Результат представлен на рисунке 5.</w:t>
       </w:r>
     </w:p>
     <w:p>
@@ -2037,6 +2307,7 @@
       </w:pPr>
       <w:r>
         <w:rPr>
+          <w:noProof/>
           <w:color w:val="000000"/>
           <w:sz w:val="28"/>
           <w:szCs w:val="28"/>
@@ -2120,6 +2391,37 @@
         </w:rPr>
         <w:t xml:space="preserve"> </w:t>
       </w:r>
+      <w:r>
+        <w:rPr>
+          <w:sz w:val="28"/>
+          <w:szCs w:val="28"/>
+        </w:rPr>
+        <w:t xml:space="preserve">Регистр </w:t>
+      </w:r>
+      <w:r>
+        <w:rPr>
+          <w:sz w:val="28"/>
+          <w:szCs w:val="28"/>
+          <w:lang w:val="en-US"/>
+        </w:rPr>
+        <w:t>“</w:t>
+      </w:r>
+      <w:r>
+        <w:rPr>
+          <w:rStyle w:val="bzpyqfadein"/>
+          <w:sz w:val="28"/>
+          <w:szCs w:val="28"/>
+        </w:rPr>
+        <w:t>Заработная плата</w:t>
+      </w:r>
+      <w:r>
+        <w:rPr>
+          <w:sz w:val="28"/>
+          <w:szCs w:val="28"/>
+          <w:lang w:val="en-US"/>
+        </w:rPr>
+        <w:t>”</w:t>
+      </w:r>
     </w:p>
     <w:p>
       <w:pPr>
@@ -2151,7 +2453,7 @@
 </file>
 
 <file path=word/endnotes.xml><?xml version="1.0" encoding="utf-8"?>
-<w:endnotes xmlns:wpc="http://schemas.microsoft.com/office/word/2010/wordprocessingCanvas" xmlns:cx="http://schemas.microsoft.com/office/drawing/2014/chartex" xmlns:cx1="http://schemas.microsoft.com/office/drawing/2015/9/8/chartex" xmlns:cx2="http://schemas.microsoft.com/office/drawing/2015/10/21/chartex" xmlns:cx3="http://schemas.microsoft.com/office/drawing/2016/5/9/chartex" xmlns:cx4="http://schemas.microsoft.com/office/drawing/2016/5/10/chartex" xmlns:cx5="http://schemas.microsoft.com/office/drawing/2016/5/11/chartex" xmlns:cx6="http://schemas.microsoft.com/office/drawing/2016/5/12/chartex" xmlns:cx7="http://schemas.microsoft.com/office/drawing/2016/5/13/chartex" xmlns:cx8="http://schemas.microsoft.com/office/drawing/2016/5/14/chartex" xmlns:mc="http://schemas.openxmlformats.org/markup-compatibility/2006" xmlns:aink="http://schemas.microsoft.com/office/drawing/2016/ink" xmlns:am3d="http://schemas.microsoft.com/office/drawing/2017/model3d" xmlns:o="urn:schemas-microsoft-com:office:office" xmlns:r="http://schemas.openxmlformats.org/officeDocument/2006/relationships" xmlns:m="http://schemas.openxmlformats.org/officeDocument/2006/math" xmlns:v="urn:schemas-microsoft-com:vml" xmlns:wp14="http://schemas.microsoft.com/office/word/2010/wordprocessingDrawing" xmlns:wp="http://schemas.openxmlformats.org/drawingml/2006/wordprocessingDrawing" xmlns:w10="urn:schemas-microsoft-com:office:word" xmlns:w="http://schemas.openxmlformats.org/wordprocessingml/2006/main" xmlns:w14="http://schemas.microsoft.com/office/word/2010/wordml" xmlns:w15="http://schemas.microsoft.com/office/word/2012/wordml" xmlns:w16cex="http://schemas.microsoft.com/office/word/2018/wordml/cex" xmlns:w16cid="http://schemas.microsoft.com/office/word/2016/wordml/cid" xmlns:w16="http://schemas.microsoft.com/office/word/2018/wordml" xmlns:w16sdtdh="http://schemas.microsoft.com/office/word/2020/wordml/sdtdatahash" xmlns:w16se="http://schemas.microsoft.com/office/word/2015/wordml/symex" xmlns:wpg="http://schemas.microsoft.com/office/word/2010/wordprocessingGroup" xmlns:wpi="http://schemas.microsoft.com/office/word/2010/wordprocessingInk" xmlns:wne="http://schemas.microsoft.com/office/word/2006/wordml" xmlns:wps="http://schemas.microsoft.com/office/word/2010/wordprocessingShape" mc:Ignorable="w14 w15 w16se w16cid w16 w16cex w16sdtdh wp14">
+<w:endnotes xmlns:wpc="http://schemas.microsoft.com/office/word/2010/wordprocessingCanvas" xmlns:cx="http://schemas.microsoft.com/office/drawing/2014/chartex" xmlns:cx1="http://schemas.microsoft.com/office/drawing/2015/9/8/chartex" xmlns:cx2="http://schemas.microsoft.com/office/drawing/2015/10/21/chartex" xmlns:cx3="http://schemas.microsoft.com/office/drawing/2016/5/9/chartex" xmlns:cx4="http://schemas.microsoft.com/office/drawing/2016/5/10/chartex" xmlns:cx5="http://schemas.microsoft.com/office/drawing/2016/5/11/chartex" xmlns:cx6="http://schemas.microsoft.com/office/drawing/2016/5/12/chartex" xmlns:cx7="http://schemas.microsoft.com/office/drawing/2016/5/13/chartex" xmlns:cx8="http://schemas.microsoft.com/office/drawing/2016/5/14/chartex" xmlns:mc="http://schemas.openxmlformats.org/markup-compatibility/2006" xmlns:aink="http://schemas.microsoft.com/office/drawing/2016/ink" xmlns:am3d="http://schemas.microsoft.com/office/drawing/2017/model3d" xmlns:o="urn:schemas-microsoft-com:office:office" xmlns:oel="http://schemas.microsoft.com/office/2019/extlst" xmlns:r="http://schemas.openxmlformats.org/officeDocument/2006/relationships" xmlns:m="http://schemas.openxmlformats.org/officeDocument/2006/math" xmlns:v="urn:schemas-microsoft-com:vml" xmlns:wp14="http://schemas.microsoft.com/office/word/2010/wordprocessingDrawing" xmlns:wp="http://schemas.openxmlformats.org/drawingml/2006/wordprocessingDrawing" xmlns:w10="urn:schemas-microsoft-com:office:word" xmlns:w="http://schemas.openxmlformats.org/wordprocessingml/2006/main" xmlns:w14="http://schemas.microsoft.com/office/word/2010/wordml" xmlns:w15="http://schemas.microsoft.com/office/word/2012/wordml" xmlns:w16cex="http://schemas.microsoft.com/office/word/2018/wordml/cex" xmlns:w16cid="http://schemas.microsoft.com/office/word/2016/wordml/cid" xmlns:w16="http://schemas.microsoft.com/office/word/2018/wordml" xmlns:w16sdtdh="http://schemas.microsoft.com/office/word/2020/wordml/sdtdatahash" xmlns:w16se="http://schemas.microsoft.com/office/word/2015/wordml/symex" xmlns:wpg="http://schemas.microsoft.com/office/word/2010/wordprocessingGroup" xmlns:wpi="http://schemas.microsoft.com/office/word/2010/wordprocessingInk" xmlns:wne="http://schemas.microsoft.com/office/word/2006/wordml" xmlns:wps="http://schemas.microsoft.com/office/word/2010/wordprocessingShape" mc:Ignorable="w14 w15 w16se w16cid w16 w16cex w16sdtdh wp14">
   <w:endnote w:type="separator" w:id="-1">
     <w:p>
       <w:r>
@@ -2170,7 +2472,7 @@
 </file>
 
 <file path=word/footer1.xml><?xml version="1.0" encoding="utf-8"?>
-<w:ftr xmlns:wpc="http://schemas.microsoft.com/office/word/2010/wordprocessingCanvas" xmlns:cx="http://schemas.microsoft.com/office/drawing/2014/chartex" xmlns:cx1="http://schemas.microsoft.com/office/drawing/2015/9/8/chartex" xmlns:cx2="http://schemas.microsoft.com/office/drawing/2015/10/21/chartex" xmlns:cx3="http://schemas.microsoft.com/office/drawing/2016/5/9/chartex" xmlns:cx4="http://schemas.microsoft.com/office/drawing/2016/5/10/chartex" xmlns:cx5="http://schemas.microsoft.com/office/drawing/2016/5/11/chartex" xmlns:cx6="http://schemas.microsoft.com/office/drawing/2016/5/12/chartex" xmlns:cx7="http://schemas.microsoft.com/office/drawing/2016/5/13/chartex" xmlns:cx8="http://schemas.microsoft.com/office/drawing/2016/5/14/chartex" xmlns:mc="http://schemas.openxmlformats.org/markup-compatibility/2006" xmlns:aink="http://schemas.microsoft.com/office/drawing/2016/ink" xmlns:am3d="http://schemas.microsoft.com/office/drawing/2017/model3d" xmlns:o="urn:schemas-microsoft-com:office:office" xmlns:r="http://schemas.openxmlformats.org/officeDocument/2006/relationships" xmlns:m="http://schemas.openxmlformats.org/officeDocument/2006/math" xmlns:v="urn:schemas-microsoft-com:vml" xmlns:wp14="http://schemas.microsoft.com/office/word/2010/wordprocessingDrawing" xmlns:wp="http://schemas.openxmlformats.org/drawingml/2006/wordprocessingDrawing" xmlns:w10="urn:schemas-microsoft-com:office:word" xmlns:w="http://schemas.openxmlformats.org/wordprocessingml/2006/main" xmlns:w14="http://schemas.microsoft.com/office/word/2010/wordml" xmlns:w15="http://schemas.microsoft.com/office/word/2012/wordml" xmlns:w16cex="http://schemas.microsoft.com/office/word/2018/wordml/cex" xmlns:w16cid="http://schemas.microsoft.com/office/word/2016/wordml/cid" xmlns:w16="http://schemas.microsoft.com/office/word/2018/wordml" xmlns:w16sdtdh="http://schemas.microsoft.com/office/word/2020/wordml/sdtdatahash" xmlns:w16se="http://schemas.microsoft.com/office/word/2015/wordml/symex" xmlns:wpg="http://schemas.microsoft.com/office/word/2010/wordprocessingGroup" xmlns:wpi="http://schemas.microsoft.com/office/word/2010/wordprocessingInk" xmlns:wne="http://schemas.microsoft.com/office/word/2006/wordml" xmlns:wps="http://schemas.microsoft.com/office/word/2010/wordprocessingShape" mc:Ignorable="w14 w15 w16se w16cid w16 w16cex w16sdtdh wp14">
+<w:ftr xmlns:wpc="http://schemas.microsoft.com/office/word/2010/wordprocessingCanvas" xmlns:cx="http://schemas.microsoft.com/office/drawing/2014/chartex" xmlns:cx1="http://schemas.microsoft.com/office/drawing/2015/9/8/chartex" xmlns:cx2="http://schemas.microsoft.com/office/drawing/2015/10/21/chartex" xmlns:cx3="http://schemas.microsoft.com/office/drawing/2016/5/9/chartex" xmlns:cx4="http://schemas.microsoft.com/office/drawing/2016/5/10/chartex" xmlns:cx5="http://schemas.microsoft.com/office/drawing/2016/5/11/chartex" xmlns:cx6="http://schemas.microsoft.com/office/drawing/2016/5/12/chartex" xmlns:cx7="http://schemas.microsoft.com/office/drawing/2016/5/13/chartex" xmlns:cx8="http://schemas.microsoft.com/office/drawing/2016/5/14/chartex" xmlns:mc="http://schemas.openxmlformats.org/markup-compatibility/2006" xmlns:aink="http://schemas.microsoft.com/office/drawing/2016/ink" xmlns:am3d="http://schemas.microsoft.com/office/drawing/2017/model3d" xmlns:o="urn:schemas-microsoft-com:office:office" xmlns:oel="http://schemas.microsoft.com/office/2019/extlst" xmlns:r="http://schemas.openxmlformats.org/officeDocument/2006/relationships" xmlns:m="http://schemas.openxmlformats.org/officeDocument/2006/math" xmlns:v="urn:schemas-microsoft-com:vml" xmlns:wp14="http://schemas.microsoft.com/office/word/2010/wordprocessingDrawing" xmlns:wp="http://schemas.openxmlformats.org/drawingml/2006/wordprocessingDrawing" xmlns:w10="urn:schemas-microsoft-com:office:word" xmlns:w="http://schemas.openxmlformats.org/wordprocessingml/2006/main" xmlns:w14="http://schemas.microsoft.com/office/word/2010/wordml" xmlns:w15="http://schemas.microsoft.com/office/word/2012/wordml" xmlns:w16cex="http://schemas.microsoft.com/office/word/2018/wordml/cex" xmlns:w16cid="http://schemas.microsoft.com/office/word/2016/wordml/cid" xmlns:w16="http://schemas.microsoft.com/office/word/2018/wordml" xmlns:w16sdtdh="http://schemas.microsoft.com/office/word/2020/wordml/sdtdatahash" xmlns:w16se="http://schemas.microsoft.com/office/word/2015/wordml/symex" xmlns:wpg="http://schemas.microsoft.com/office/word/2010/wordprocessingGroup" xmlns:wpi="http://schemas.microsoft.com/office/word/2010/wordprocessingInk" xmlns:wne="http://schemas.microsoft.com/office/word/2006/wordml" xmlns:wps="http://schemas.microsoft.com/office/word/2010/wordprocessingShape" mc:Ignorable="w14 w15 w16se w16cid w16 w16cex w16sdtdh wp14">
   <w:p>
     <w:pPr>
       <w:pStyle w:val="a3"/>
@@ -2273,7 +2575,7 @@
               <v:stroke joinstyle="miter"/>
               <v:path gradientshapeok="t" o:connecttype="rect"/>
             </v:shapetype>
-            <v:shape id="Textbox 1" o:spid="_x0000_s1026" type="#_x0000_t202" style="position:absolute;margin-left:310.55pt;margin-top:793.75pt;width:18.05pt;height:13.05pt;z-index:-251657216;visibility:visible;mso-wrap-style:square;mso-wrap-distance-left:0;mso-wrap-distance-top:0;mso-wrap-distance-right:0;mso-wrap-distance-bottom:0;mso-position-horizontal:absolute;mso-position-horizontal-relative:page;mso-position-vertical:absolute;mso-position-vertical-relative:page;v-text-anchor:top" o:gfxdata="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" filled="f" stroked="f">
+            <v:shape id="Textbox 1" o:spid="_x0000_s1026" type="#_x0000_t202" style="position:absolute;margin-left:310.55pt;margin-top:793.75pt;width:18.05pt;height:13.05pt;z-index:-251657216;visibility:visible;mso-wrap-style:square;mso-wrap-distance-left:0;mso-wrap-distance-top:0;mso-wrap-distance-right:0;mso-wrap-distance-bottom:0;mso-position-horizontal:absolute;mso-position-horizontal-relative:page;mso-position-vertical:absolute;mso-position-vertical-relative:page;v-text-anchor:top" o:gfxdata="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" filled="f" stroked="f">
               <v:textbox inset="0,0,0,0">
                 <w:txbxContent>
                   <w:p>
@@ -2333,7 +2635,7 @@
 </file>
 
 <file path=word/footer2.xml><?xml version="1.0" encoding="utf-8"?>
-<w:ftr xmlns:wpc="http://schemas.microsoft.com/office/word/2010/wordprocessingCanvas" xmlns:cx="http://schemas.microsoft.com/office/drawing/2014/chartex" xmlns:cx1="http://schemas.microsoft.com/office/drawing/2015/9/8/chartex" xmlns:cx2="http://schemas.microsoft.com/office/drawing/2015/10/21/chartex" xmlns:cx3="http://schemas.microsoft.com/office/drawing/2016/5/9/chartex" xmlns:cx4="http://schemas.microsoft.com/office/drawing/2016/5/10/chartex" xmlns:cx5="http://schemas.microsoft.com/office/drawing/2016/5/11/chartex" xmlns:cx6="http://schemas.microsoft.com/office/drawing/2016/5/12/chartex" xmlns:cx7="http://schemas.microsoft.com/office/drawing/2016/5/13/chartex" xmlns:cx8="http://schemas.microsoft.com/office/drawing/2016/5/14/chartex" xmlns:mc="http://schemas.openxmlformats.org/markup-compatibility/2006" xmlns:aink="http://schemas.microsoft.com/office/drawing/2016/ink" xmlns:am3d="http://schemas.microsoft.com/office/drawing/2017/model3d" xmlns:o="urn:schemas-microsoft-com:office:office" xmlns:r="http://schemas.openxmlformats.org/officeDocument/2006/relationships" xmlns:m="http://schemas.openxmlformats.org/officeDocument/2006/math" xmlns:v="urn:schemas-microsoft-com:vml" xmlns:wp14="http://schemas.microsoft.com/office/word/2010/wordprocessingDrawing" xmlns:wp="http://schemas.openxmlformats.org/drawingml/2006/wordprocessingDrawing" xmlns:w10="urn:schemas-microsoft-com:office:word" xmlns:w="http://schemas.openxmlformats.org/wordprocessingml/2006/main" xmlns:w14="http://schemas.microsoft.com/office/word/2010/wordml" xmlns:w15="http://schemas.microsoft.com/office/word/2012/wordml" xmlns:w16cex="http://schemas.microsoft.com/office/word/2018/wordml/cex" xmlns:w16cid="http://schemas.microsoft.com/office/word/2016/wordml/cid" xmlns:w16="http://schemas.microsoft.com/office/word/2018/wordml" xmlns:w16sdtdh="http://schemas.microsoft.com/office/word/2020/wordml/sdtdatahash" xmlns:w16se="http://schemas.microsoft.com/office/word/2015/wordml/symex" xmlns:wpg="http://schemas.microsoft.com/office/word/2010/wordprocessingGroup" xmlns:wpi="http://schemas.microsoft.com/office/word/2010/wordprocessingInk" xmlns:wne="http://schemas.microsoft.com/office/word/2006/wordml" xmlns:wps="http://schemas.microsoft.com/office/word/2010/wordprocessingShape" mc:Ignorable="w14 w15 w16se w16cid w16 w16cex w16sdtdh wp14">
+<w:ftr xmlns:wpc="http://schemas.microsoft.com/office/word/2010/wordprocessingCanvas" xmlns:cx="http://schemas.microsoft.com/office/drawing/2014/chartex" xmlns:cx1="http://schemas.microsoft.com/office/drawing/2015/9/8/chartex" xmlns:cx2="http://schemas.microsoft.com/office/drawing/2015/10/21/chartex" xmlns:cx3="http://schemas.microsoft.com/office/drawing/2016/5/9/chartex" xmlns:cx4="http://schemas.microsoft.com/office/drawing/2016/5/10/chartex" xmlns:cx5="http://schemas.microsoft.com/office/drawing/2016/5/11/chartex" xmlns:cx6="http://schemas.microsoft.com/office/drawing/2016/5/12/chartex" xmlns:cx7="http://schemas.microsoft.com/office/drawing/2016/5/13/chartex" xmlns:cx8="http://schemas.microsoft.com/office/drawing/2016/5/14/chartex" xmlns:mc="http://schemas.openxmlformats.org/markup-compatibility/2006" xmlns:aink="http://schemas.microsoft.com/office/drawing/2016/ink" xmlns:am3d="http://schemas.microsoft.com/office/drawing/2017/model3d" xmlns:o="urn:schemas-microsoft-com:office:office" xmlns:oel="http://schemas.microsoft.com/office/2019/extlst" xmlns:r="http://schemas.openxmlformats.org/officeDocument/2006/relationships" xmlns:m="http://schemas.openxmlformats.org/officeDocument/2006/math" xmlns:v="urn:schemas-microsoft-com:vml" xmlns:wp14="http://schemas.microsoft.com/office/word/2010/wordprocessingDrawing" xmlns:wp="http://schemas.openxmlformats.org/drawingml/2006/wordprocessingDrawing" xmlns:w10="urn:schemas-microsoft-com:office:word" xmlns:w="http://schemas.openxmlformats.org/wordprocessingml/2006/main" xmlns:w14="http://schemas.microsoft.com/office/word/2010/wordml" xmlns:w15="http://schemas.microsoft.com/office/word/2012/wordml" xmlns:w16cex="http://schemas.microsoft.com/office/word/2018/wordml/cex" xmlns:w16cid="http://schemas.microsoft.com/office/word/2016/wordml/cid" xmlns:w16="http://schemas.microsoft.com/office/word/2018/wordml" xmlns:w16sdtdh="http://schemas.microsoft.com/office/word/2020/wordml/sdtdatahash" xmlns:w16se="http://schemas.microsoft.com/office/word/2015/wordml/symex" xmlns:wpg="http://schemas.microsoft.com/office/word/2010/wordprocessingGroup" xmlns:wpi="http://schemas.microsoft.com/office/word/2010/wordprocessingInk" xmlns:wne="http://schemas.microsoft.com/office/word/2006/wordml" xmlns:wps="http://schemas.microsoft.com/office/word/2010/wordprocessingShape" mc:Ignorable="w14 w15 w16se w16cid w16 w16cex w16sdtdh wp14">
   <w:sdt>
     <w:sdtPr>
       <w:rPr>
@@ -2345,11 +2647,6 @@
         <w:docPartUnique/>
       </w:docPartObj>
     </w:sdtPr>
-    <w:sdtEndPr>
-      <w:rPr>
-        <w:rStyle w:val="a4"/>
-      </w:rPr>
-    </w:sdtEndPr>
     <w:sdtContent>
       <w:p>
         <w:pPr>
@@ -2390,7 +2687,7 @@
 </file>
 
 <file path=word/footer3.xml><?xml version="1.0" encoding="utf-8"?>
-<w:ftr xmlns:wpc="http://schemas.microsoft.com/office/word/2010/wordprocessingCanvas" xmlns:cx="http://schemas.microsoft.com/office/drawing/2014/chartex" xmlns:cx1="http://schemas.microsoft.com/office/drawing/2015/9/8/chartex" xmlns:cx2="http://schemas.microsoft.com/office/drawing/2015/10/21/chartex" xmlns:cx3="http://schemas.microsoft.com/office/drawing/2016/5/9/chartex" xmlns:cx4="http://schemas.microsoft.com/office/drawing/2016/5/10/chartex" xmlns:cx5="http://schemas.microsoft.com/office/drawing/2016/5/11/chartex" xmlns:cx6="http://schemas.microsoft.com/office/drawing/2016/5/12/chartex" xmlns:cx7="http://schemas.microsoft.com/office/drawing/2016/5/13/chartex" xmlns:cx8="http://schemas.microsoft.com/office/drawing/2016/5/14/chartex" xmlns:mc="http://schemas.openxmlformats.org/markup-compatibility/2006" xmlns:aink="http://schemas.microsoft.com/office/drawing/2016/ink" xmlns:am3d="http://schemas.microsoft.com/office/drawing/2017/model3d" xmlns:o="urn:schemas-microsoft-com:office:office" xmlns:r="http://schemas.openxmlformats.org/officeDocument/2006/relationships" xmlns:m="http://schemas.openxmlformats.org/officeDocument/2006/math" xmlns:v="urn:schemas-microsoft-com:vml" xmlns:wp14="http://schemas.microsoft.com/office/word/2010/wordprocessingDrawing" xmlns:wp="http://schemas.openxmlformats.org/drawingml/2006/wordprocessingDrawing" xmlns:w10="urn:schemas-microsoft-com:office:word" xmlns:w="http://schemas.openxmlformats.org/wordprocessingml/2006/main" xmlns:w14="http://schemas.microsoft.com/office/word/2010/wordml" xmlns:w15="http://schemas.microsoft.com/office/word/2012/wordml" xmlns:w16cex="http://schemas.microsoft.com/office/word/2018/wordml/cex" xmlns:w16cid="http://schemas.microsoft.com/office/word/2016/wordml/cid" xmlns:w16="http://schemas.microsoft.com/office/word/2018/wordml" xmlns:w16sdtdh="http://schemas.microsoft.com/office/word/2020/wordml/sdtdatahash" xmlns:w16se="http://schemas.microsoft.com/office/word/2015/wordml/symex" xmlns:wpg="http://schemas.microsoft.com/office/word/2010/wordprocessingGroup" xmlns:wpi="http://schemas.microsoft.com/office/word/2010/wordprocessingInk" xmlns:wne="http://schemas.microsoft.com/office/word/2006/wordml" xmlns:wps="http://schemas.microsoft.com/office/word/2010/wordprocessingShape" mc:Ignorable="w14 w15 w16se w16cid w16 w16cex w16sdtdh wp14">
+<w:ftr xmlns:wpc="http://schemas.microsoft.com/office/word/2010/wordprocessingCanvas" xmlns:cx="http://schemas.microsoft.com/office/drawing/2014/chartex" xmlns:cx1="http://schemas.microsoft.com/office/drawing/2015/9/8/chartex" xmlns:cx2="http://schemas.microsoft.com/office/drawing/2015/10/21/chartex" xmlns:cx3="http://schemas.microsoft.com/office/drawing/2016/5/9/chartex" xmlns:cx4="http://schemas.microsoft.com/office/drawing/2016/5/10/chartex" xmlns:cx5="http://schemas.microsoft.com/office/drawing/2016/5/11/chartex" xmlns:cx6="http://schemas.microsoft.com/office/drawing/2016/5/12/chartex" xmlns:cx7="http://schemas.microsoft.com/office/drawing/2016/5/13/chartex" xmlns:cx8="http://schemas.microsoft.com/office/drawing/2016/5/14/chartex" xmlns:mc="http://schemas.openxmlformats.org/markup-compatibility/2006" xmlns:aink="http://schemas.microsoft.com/office/drawing/2016/ink" xmlns:am3d="http://schemas.microsoft.com/office/drawing/2017/model3d" xmlns:o="urn:schemas-microsoft-com:office:office" xmlns:oel="http://schemas.microsoft.com/office/2019/extlst" xmlns:r="http://schemas.openxmlformats.org/officeDocument/2006/relationships" xmlns:m="http://schemas.openxmlformats.org/officeDocument/2006/math" xmlns:v="urn:schemas-microsoft-com:vml" xmlns:wp14="http://schemas.microsoft.com/office/word/2010/wordprocessingDrawing" xmlns:wp="http://schemas.openxmlformats.org/drawingml/2006/wordprocessingDrawing" xmlns:w10="urn:schemas-microsoft-com:office:word" xmlns:w="http://schemas.openxmlformats.org/wordprocessingml/2006/main" xmlns:w14="http://schemas.microsoft.com/office/word/2010/wordml" xmlns:w15="http://schemas.microsoft.com/office/word/2012/wordml" xmlns:w16cex="http://schemas.microsoft.com/office/word/2018/wordml/cex" xmlns:w16cid="http://schemas.microsoft.com/office/word/2016/wordml/cid" xmlns:w16="http://schemas.microsoft.com/office/word/2018/wordml" xmlns:w16sdtdh="http://schemas.microsoft.com/office/word/2020/wordml/sdtdatahash" xmlns:w16se="http://schemas.microsoft.com/office/word/2015/wordml/symex" xmlns:wpg="http://schemas.microsoft.com/office/word/2010/wordprocessingGroup" xmlns:wpi="http://schemas.microsoft.com/office/word/2010/wordprocessingInk" xmlns:wne="http://schemas.microsoft.com/office/word/2006/wordml" xmlns:wps="http://schemas.microsoft.com/office/word/2010/wordprocessingShape" mc:Ignorable="w14 w15 w16se w16cid w16 w16cex w16sdtdh wp14">
   <w:sdt>
     <w:sdtPr>
       <w:rPr>
@@ -2402,11 +2699,6 @@
         <w:docPartUnique/>
       </w:docPartObj>
     </w:sdtPr>
-    <w:sdtEndPr>
-      <w:rPr>
-        <w:rStyle w:val="a4"/>
-      </w:rPr>
-    </w:sdtEndPr>
     <w:sdtContent>
       <w:p>
         <w:pPr>
@@ -2460,7 +2752,7 @@
 </file>
 
 <file path=word/footnotes.xml><?xml version="1.0" encoding="utf-8"?>
-<w:footnotes xmlns:wpc="http://schemas.microsoft.com/office/word/2010/wordprocessingCanvas" xmlns:cx="http://schemas.microsoft.com/office/drawing/2014/chartex" xmlns:cx1="http://schemas.microsoft.com/office/drawing/2015/9/8/chartex" xmlns:cx2="http://schemas.microsoft.com/office/drawing/2015/10/21/chartex" xmlns:cx3="http://schemas.microsoft.com/office/drawing/2016/5/9/chartex" xmlns:cx4="http://schemas.microsoft.com/office/drawing/2016/5/10/chartex" xmlns:cx5="http://schemas.microsoft.com/office/drawing/2016/5/11/chartex" xmlns:cx6="http://schemas.microsoft.com/office/drawing/2016/5/12/chartex" xmlns:cx7="http://schemas.microsoft.com/office/drawing/2016/5/13/chartex" xmlns:cx8="http://schemas.microsoft.com/office/drawing/2016/5/14/chartex" xmlns:mc="http://schemas.openxmlformats.org/markup-compatibility/2006" xmlns:aink="http://schemas.microsoft.com/office/drawing/2016/ink" xmlns:am3d="http://schemas.microsoft.com/office/drawing/2017/model3d" xmlns:o="urn:schemas-microsoft-com:office:office" xmlns:r="http://schemas.openxmlformats.org/officeDocument/2006/relationships" xmlns:m="http://schemas.openxmlformats.org/officeDocument/2006/math" xmlns:v="urn:schemas-microsoft-com:vml" xmlns:wp14="http://schemas.microsoft.com/office/word/2010/wordprocessingDrawing" xmlns:wp="http://schemas.openxmlformats.org/drawingml/2006/wordprocessingDrawing" xmlns:w10="urn:schemas-microsoft-com:office:word" xmlns:w="http://schemas.openxmlformats.org/wordprocessingml/2006/main" xmlns:w14="http://schemas.microsoft.com/office/word/2010/wordml" xmlns:w15="http://schemas.microsoft.com/office/word/2012/wordml" xmlns:w16cex="http://schemas.microsoft.com/office/word/2018/wordml/cex" xmlns:w16cid="http://schemas.microsoft.com/office/word/2016/wordml/cid" xmlns:w16="http://schemas.microsoft.com/office/word/2018/wordml" xmlns:w16sdtdh="http://schemas.microsoft.com/office/word/2020/wordml/sdtdatahash" xmlns:w16se="http://schemas.microsoft.com/office/word/2015/wordml/symex" xmlns:wpg="http://schemas.microsoft.com/office/word/2010/wordprocessingGroup" xmlns:wpi="http://schemas.microsoft.com/office/word/2010/wordprocessingInk" xmlns:wne="http://schemas.microsoft.com/office/word/2006/wordml" xmlns:wps="http://schemas.microsoft.com/office/word/2010/wordprocessingShape" mc:Ignorable="w14 w15 w16se w16cid w16 w16cex w16sdtdh wp14">
+<w:footnotes xmlns:wpc="http://schemas.microsoft.com/office/word/2010/wordprocessingCanvas" xmlns:cx="http://schemas.microsoft.com/office/drawing/2014/chartex" xmlns:cx1="http://schemas.microsoft.com/office/drawing/2015/9/8/chartex" xmlns:cx2="http://schemas.microsoft.com/office/drawing/2015/10/21/chartex" xmlns:cx3="http://schemas.microsoft.com/office/drawing/2016/5/9/chartex" xmlns:cx4="http://schemas.microsoft.com/office/drawing/2016/5/10/chartex" xmlns:cx5="http://schemas.microsoft.com/office/drawing/2016/5/11/chartex" xmlns:cx6="http://schemas.microsoft.com/office/drawing/2016/5/12/chartex" xmlns:cx7="http://schemas.microsoft.com/office/drawing/2016/5/13/chartex" xmlns:cx8="http://schemas.microsoft.com/office/drawing/2016/5/14/chartex" xmlns:mc="http://schemas.openxmlformats.org/markup-compatibility/2006" xmlns:aink="http://schemas.microsoft.com/office/drawing/2016/ink" xmlns:am3d="http://schemas.microsoft.com/office/drawing/2017/model3d" xmlns:o="urn:schemas-microsoft-com:office:office" xmlns:oel="http://schemas.microsoft.com/office/2019/extlst" xmlns:r="http://schemas.openxmlformats.org/officeDocument/2006/relationships" xmlns:m="http://schemas.openxmlformats.org/officeDocument/2006/math" xmlns:v="urn:schemas-microsoft-com:vml" xmlns:wp14="http://schemas.microsoft.com/office/word/2010/wordprocessingDrawing" xmlns:wp="http://schemas.openxmlformats.org/drawingml/2006/wordprocessingDrawing" xmlns:w10="urn:schemas-microsoft-com:office:word" xmlns:w="http://schemas.openxmlformats.org/wordprocessingml/2006/main" xmlns:w14="http://schemas.microsoft.com/office/word/2010/wordml" xmlns:w15="http://schemas.microsoft.com/office/word/2012/wordml" xmlns:w16cex="http://schemas.microsoft.com/office/word/2018/wordml/cex" xmlns:w16cid="http://schemas.microsoft.com/office/word/2016/wordml/cid" xmlns:w16="http://schemas.microsoft.com/office/word/2018/wordml" xmlns:w16sdtdh="http://schemas.microsoft.com/office/word/2020/wordml/sdtdatahash" xmlns:w16se="http://schemas.microsoft.com/office/word/2015/wordml/symex" xmlns:wpg="http://schemas.microsoft.com/office/word/2010/wordprocessingGroup" xmlns:wpi="http://schemas.microsoft.com/office/word/2010/wordprocessingInk" xmlns:wne="http://schemas.microsoft.com/office/word/2006/wordml" xmlns:wps="http://schemas.microsoft.com/office/word/2010/wordprocessingShape" mc:Ignorable="w14 w15 w16se w16cid w16 w16cex w16sdtdh wp14">
   <w:footnote w:type="separator" w:id="-1">
     <w:p>
       <w:r>
@@ -2479,7 +2771,7 @@
 </file>
 
 <file path=word/numbering.xml><?xml version="1.0" encoding="utf-8"?>
-<w:numbering xmlns:wpc="http://schemas.microsoft.com/office/word/2010/wordprocessingCanvas" xmlns:cx="http://schemas.microsoft.com/office/drawing/2014/chartex" xmlns:cx1="http://schemas.microsoft.com/office/drawing/2015/9/8/chartex" xmlns:cx2="http://schemas.microsoft.com/office/drawing/2015/10/21/chartex" xmlns:cx3="http://schemas.microsoft.com/office/drawing/2016/5/9/chartex" xmlns:cx4="http://schemas.microsoft.com/office/drawing/2016/5/10/chartex" xmlns:cx5="http://schemas.microsoft.com/office/drawing/2016/5/11/chartex" xmlns:cx6="http://schemas.microsoft.com/office/drawing/2016/5/12/chartex" xmlns:cx7="http://schemas.microsoft.com/office/drawing/2016/5/13/chartex" xmlns:cx8="http://schemas.microsoft.com/office/drawing/2016/5/14/chartex" xmlns:mc="http://schemas.openxmlformats.org/markup-compatibility/2006" xmlns:aink="http://schemas.microsoft.com/office/drawing/2016/ink" xmlns:am3d="http://schemas.microsoft.com/office/drawing/2017/model3d" xmlns:o="urn:schemas-microsoft-com:office:office" xmlns:r="http://schemas.openxmlformats.org/officeDocument/2006/relationships" xmlns:m="http://schemas.openxmlformats.org/officeDocument/2006/math" xmlns:v="urn:schemas-microsoft-com:vml" xmlns:wp14="http://schemas.microsoft.com/office/word/2010/wordprocessingDrawing" xmlns:wp="http://schemas.openxmlformats.org/drawingml/2006/wordprocessingDrawing" xmlns:w10="urn:schemas-microsoft-com:office:word" xmlns:w="http://schemas.openxmlformats.org/wordprocessingml/2006/main" xmlns:w14="http://schemas.microsoft.com/office/word/2010/wordml" xmlns:w15="http://schemas.microsoft.com/office/word/2012/wordml" xmlns:w16cex="http://schemas.microsoft.com/office/word/2018/wordml/cex" xmlns:w16cid="http://schemas.microsoft.com/office/word/2016/wordml/cid" xmlns:w16="http://schemas.microsoft.com/office/word/2018/wordml" xmlns:w16sdtdh="http://schemas.microsoft.com/office/word/2020/wordml/sdtdatahash" xmlns:w16se="http://schemas.microsoft.com/office/word/2015/wordml/symex" xmlns:wpg="http://schemas.microsoft.com/office/word/2010/wordprocessingGroup" xmlns:wpi="http://schemas.microsoft.com/office/word/2010/wordprocessingInk" xmlns:wne="http://schemas.microsoft.com/office/word/2006/wordml" xmlns:wps="http://schemas.microsoft.com/office/word/2010/wordprocessingShape" mc:Ignorable="w14 w15 w16se w16cid w16 w16cex w16sdtdh wp14">
+<w:numbering xmlns:wpc="http://schemas.microsoft.com/office/word/2010/wordprocessingCanvas" xmlns:cx="http://schemas.microsoft.com/office/drawing/2014/chartex" xmlns:cx1="http://schemas.microsoft.com/office/drawing/2015/9/8/chartex" xmlns:cx2="http://schemas.microsoft.com/office/drawing/2015/10/21/chartex" xmlns:cx3="http://schemas.microsoft.com/office/drawing/2016/5/9/chartex" xmlns:cx4="http://schemas.microsoft.com/office/drawing/2016/5/10/chartex" xmlns:cx5="http://schemas.microsoft.com/office/drawing/2016/5/11/chartex" xmlns:cx6="http://schemas.microsoft.com/office/drawing/2016/5/12/chartex" xmlns:cx7="http://schemas.microsoft.com/office/drawing/2016/5/13/chartex" xmlns:cx8="http://schemas.microsoft.com/office/drawing/2016/5/14/chartex" xmlns:mc="http://schemas.openxmlformats.org/markup-compatibility/2006" xmlns:aink="http://schemas.microsoft.com/office/drawing/2016/ink" xmlns:am3d="http://schemas.microsoft.com/office/drawing/2017/model3d" xmlns:o="urn:schemas-microsoft-com:office:office" xmlns:oel="http://schemas.microsoft.com/office/2019/extlst" xmlns:r="http://schemas.openxmlformats.org/officeDocument/2006/relationships" xmlns:m="http://schemas.openxmlformats.org/officeDocument/2006/math" xmlns:v="urn:schemas-microsoft-com:vml" xmlns:wp14="http://schemas.microsoft.com/office/word/2010/wordprocessingDrawing" xmlns:wp="http://schemas.openxmlformats.org/drawingml/2006/wordprocessingDrawing" xmlns:w10="urn:schemas-microsoft-com:office:word" xmlns:w="http://schemas.openxmlformats.org/wordprocessingml/2006/main" xmlns:w14="http://schemas.microsoft.com/office/word/2010/wordml" xmlns:w15="http://schemas.microsoft.com/office/word/2012/wordml" xmlns:w16cex="http://schemas.microsoft.com/office/word/2018/wordml/cex" xmlns:w16cid="http://schemas.microsoft.com/office/word/2016/wordml/cid" xmlns:w16="http://schemas.microsoft.com/office/word/2018/wordml" xmlns:w16sdtdh="http://schemas.microsoft.com/office/word/2020/wordml/sdtdatahash" xmlns:w16se="http://schemas.microsoft.com/office/word/2015/wordml/symex" xmlns:wpg="http://schemas.microsoft.com/office/word/2010/wordprocessingGroup" xmlns:wpi="http://schemas.microsoft.com/office/word/2010/wordprocessingInk" xmlns:wne="http://schemas.microsoft.com/office/word/2006/wordml" xmlns:wps="http://schemas.microsoft.com/office/word/2010/wordprocessingShape" mc:Ignorable="w14 w15 w16se w16cid w16 w16cex w16sdtdh wp14">
   <w:abstractNum w:abstractNumId="0" w15:restartNumberingAfterBreak="0">
     <w:nsid w:val="2ACC1233"/>
     <w:multiLevelType w:val="hybridMultilevel"/>
@@ -3169,25 +3461,25 @@
       </w:pPr>
     </w:lvl>
   </w:abstractNum>
-  <w:num w:numId="1">
+  <w:num w:numId="1" w16cid:durableId="2053532923">
     <w:abstractNumId w:val="4"/>
   </w:num>
-  <w:num w:numId="2">
+  <w:num w:numId="2" w16cid:durableId="843128524">
     <w:abstractNumId w:val="0"/>
   </w:num>
-  <w:num w:numId="3">
+  <w:num w:numId="3" w16cid:durableId="1259555639">
     <w:abstractNumId w:val="3"/>
   </w:num>
-  <w:num w:numId="4">
+  <w:num w:numId="4" w16cid:durableId="366368239">
     <w:abstractNumId w:val="1"/>
   </w:num>
-  <w:num w:numId="5">
+  <w:num w:numId="5" w16cid:durableId="141823122">
     <w:abstractNumId w:val="5"/>
   </w:num>
-  <w:num w:numId="6">
+  <w:num w:numId="6" w16cid:durableId="26103062">
     <w:abstractNumId w:val="2"/>
   </w:num>
-  <w:num w:numId="7">
+  <w:num w:numId="7" w16cid:durableId="541400431">
     <w:abstractNumId w:val="6"/>
   </w:num>
 </w:numbering>
@@ -3898,6 +4190,11 @@
       <w:lang w:val="ru-RU" w:eastAsia="ru-RU"/>
     </w:rPr>
   </w:style>
+  <w:style w:type="character" w:customStyle="1" w:styleId="bzpyqfadein">
+    <w:name w:val="bz_pyq_fadein"/>
+    <w:basedOn w:val="a0"/>
+    <w:rsid w:val="00A01694"/>
+  </w:style>
 </w:styles>
 </file>
 

--- a/КИСП/ЛР10_ЛаврешинКИСП.docx
+++ b/КИСП/ЛР10_ЛаврешинКИСП.docx
@@ -1,6 +1,6 @@
 
 <file path=word/document.xml><?xml version="1.0" encoding="utf-8"?>
-<w:document xmlns:wpc="http://schemas.microsoft.com/office/word/2010/wordprocessingCanvas" xmlns:cx="http://schemas.microsoft.com/office/drawing/2014/chartex" xmlns:cx1="http://schemas.microsoft.com/office/drawing/2015/9/8/chartex" xmlns:cx2="http://schemas.microsoft.com/office/drawing/2015/10/21/chartex" xmlns:cx3="http://schemas.microsoft.com/office/drawing/2016/5/9/chartex" xmlns:cx4="http://schemas.microsoft.com/office/drawing/2016/5/10/chartex" xmlns:cx5="http://schemas.microsoft.com/office/drawing/2016/5/11/chartex" xmlns:cx6="http://schemas.microsoft.com/office/drawing/2016/5/12/chartex" xmlns:cx7="http://schemas.microsoft.com/office/drawing/2016/5/13/chartex" xmlns:cx8="http://schemas.microsoft.com/office/drawing/2016/5/14/chartex" xmlns:mc="http://schemas.openxmlformats.org/markup-compatibility/2006" xmlns:aink="http://schemas.microsoft.com/office/drawing/2016/ink" xmlns:am3d="http://schemas.microsoft.com/office/drawing/2017/model3d" xmlns:o="urn:schemas-microsoft-com:office:office" xmlns:oel="http://schemas.microsoft.com/office/2019/extlst" xmlns:r="http://schemas.openxmlformats.org/officeDocument/2006/relationships" xmlns:m="http://schemas.openxmlformats.org/officeDocument/2006/math" xmlns:v="urn:schemas-microsoft-com:vml" xmlns:wp14="http://schemas.microsoft.com/office/word/2010/wordprocessingDrawing" xmlns:wp="http://schemas.openxmlformats.org/drawingml/2006/wordprocessingDrawing" xmlns:w10="urn:schemas-microsoft-com:office:word" xmlns:w="http://schemas.openxmlformats.org/wordprocessingml/2006/main" xmlns:w14="http://schemas.microsoft.com/office/word/2010/wordml" xmlns:w15="http://schemas.microsoft.com/office/word/2012/wordml" xmlns:w16cex="http://schemas.microsoft.com/office/word/2018/wordml/cex" xmlns:w16cid="http://schemas.microsoft.com/office/word/2016/wordml/cid" xmlns:w16="http://schemas.microsoft.com/office/word/2018/wordml" xmlns:w16sdtdh="http://schemas.microsoft.com/office/word/2020/wordml/sdtdatahash" xmlns:w16se="http://schemas.microsoft.com/office/word/2015/wordml/symex" xmlns:wpg="http://schemas.microsoft.com/office/word/2010/wordprocessingGroup" xmlns:wpi="http://schemas.microsoft.com/office/word/2010/wordprocessingInk" xmlns:wne="http://schemas.microsoft.com/office/word/2006/wordml" xmlns:wps="http://schemas.microsoft.com/office/word/2010/wordprocessingShape" mc:Ignorable="w14 w15 w16se w16cid w16 w16cex w16sdtdh wp14">
+<w:document xmlns:wpc="http://schemas.microsoft.com/office/word/2010/wordprocessingCanvas" xmlns:cx="http://schemas.microsoft.com/office/drawing/2014/chartex" xmlns:cx1="http://schemas.microsoft.com/office/drawing/2015/9/8/chartex" xmlns:cx2="http://schemas.microsoft.com/office/drawing/2015/10/21/chartex" xmlns:cx3="http://schemas.microsoft.com/office/drawing/2016/5/9/chartex" xmlns:cx4="http://schemas.microsoft.com/office/drawing/2016/5/10/chartex" xmlns:cx5="http://schemas.microsoft.com/office/drawing/2016/5/11/chartex" xmlns:cx6="http://schemas.microsoft.com/office/drawing/2016/5/12/chartex" xmlns:cx7="http://schemas.microsoft.com/office/drawing/2016/5/13/chartex" xmlns:cx8="http://schemas.microsoft.com/office/drawing/2016/5/14/chartex" xmlns:mc="http://schemas.openxmlformats.org/markup-compatibility/2006" xmlns:aink="http://schemas.microsoft.com/office/drawing/2016/ink" xmlns:am3d="http://schemas.microsoft.com/office/drawing/2017/model3d" xmlns:o="urn:schemas-microsoft-com:office:office" xmlns:r="http://schemas.openxmlformats.org/officeDocument/2006/relationships" xmlns:m="http://schemas.openxmlformats.org/officeDocument/2006/math" xmlns:v="urn:schemas-microsoft-com:vml" xmlns:wp14="http://schemas.microsoft.com/office/word/2010/wordprocessingDrawing" xmlns:wp="http://schemas.openxmlformats.org/drawingml/2006/wordprocessingDrawing" xmlns:w10="urn:schemas-microsoft-com:office:word" xmlns:w="http://schemas.openxmlformats.org/wordprocessingml/2006/main" xmlns:w14="http://schemas.microsoft.com/office/word/2010/wordml" xmlns:w15="http://schemas.microsoft.com/office/word/2012/wordml" xmlns:w16cex="http://schemas.microsoft.com/office/word/2018/wordml/cex" xmlns:w16cid="http://schemas.microsoft.com/office/word/2016/wordml/cid" xmlns:w16="http://schemas.microsoft.com/office/word/2018/wordml" xmlns:w16sdtdh="http://schemas.microsoft.com/office/word/2020/wordml/sdtdatahash" xmlns:w16se="http://schemas.microsoft.com/office/word/2015/wordml/symex" xmlns:wpg="http://schemas.microsoft.com/office/word/2010/wordprocessingGroup" xmlns:wpi="http://schemas.microsoft.com/office/word/2010/wordprocessingInk" xmlns:wne="http://schemas.microsoft.com/office/word/2006/wordml" xmlns:wps="http://schemas.microsoft.com/office/word/2010/wordprocessingShape" mc:Ignorable="w14 w15 w16se w16cid w16 w16cex w16sdtdh wp14">
   <w:body>
     <w:p>
       <w:pPr>
@@ -238,16 +238,8 @@
               <w:rPr>
                 <w:rFonts w:ascii="Times New Roman" w:hAnsi="Times New Roman" w:cs="Times New Roman"/>
               </w:rPr>
-              <w:t xml:space="preserve">доцент, </w:t>
-            </w:r>
-            <w:proofErr w:type="spellStart"/>
-            <w:r>
-              <w:rPr>
-                <w:rFonts w:ascii="Times New Roman" w:hAnsi="Times New Roman" w:cs="Times New Roman"/>
-              </w:rPr>
-              <w:t>канд</w:t>
-            </w:r>
-            <w:proofErr w:type="spellEnd"/>
+              <w:t>доцент, канд</w:t>
+            </w:r>
             <w:r>
               <w:rPr>
                 <w:rFonts w:ascii="Times New Roman" w:hAnsi="Times New Roman" w:cs="Times New Roman"/>
@@ -1613,15 +1605,14 @@
       </w:pPr>
       <w:r>
         <w:rPr>
-          <w:noProof/>
           <w:sz w:val="28"/>
           <w:szCs w:val="28"/>
         </w:rPr>
         <w:drawing>
-          <wp:inline distT="0" distB="0" distL="0" distR="0" wp14:anchorId="2CE2FD04" wp14:editId="1211ED2F">
-            <wp:extent cx="5149243" cy="4134256"/>
-            <wp:effectExtent l="0" t="0" r="0" b="0"/>
-            <wp:docPr id="2" name="Рисунок 2"/>
+          <wp:inline distT="0" distB="0" distL="0" distR="0" wp14:anchorId="755CE854" wp14:editId="03B5C28C">
+            <wp:extent cx="4835525" cy="5360687"/>
+            <wp:effectExtent l="0" t="0" r="3175" b="0"/>
+            <wp:docPr id="4" name="Рисунок 4"/>
             <wp:cNvGraphicFramePr>
               <a:graphicFrameLocks xmlns:a="http://schemas.openxmlformats.org/drawingml/2006/main" noChangeAspect="1"/>
             </wp:cNvGraphicFramePr>
@@ -1641,7 +1632,7 @@
                   <pic:spPr>
                     <a:xfrm>
                       <a:off x="0" y="0"/>
-                      <a:ext cx="5186652" cy="4164291"/>
+                      <a:ext cx="4840101" cy="5365760"/>
                     </a:xfrm>
                     <a:prstGeom prst="rect">
                       <a:avLst/>
@@ -1800,6 +1791,7 @@
           <w:sz w:val="28"/>
           <w:szCs w:val="28"/>
         </w:rPr>
+        <w:lastRenderedPageBreak/>
         <w:drawing>
           <wp:inline distT="0" distB="0" distL="0" distR="0" wp14:anchorId="1489161F" wp14:editId="7687E189">
             <wp:extent cx="5914417" cy="2124891"/>
@@ -1941,7 +1933,6 @@
           <w:sz w:val="28"/>
           <w:szCs w:val="28"/>
         </w:rPr>
-        <w:lastRenderedPageBreak/>
         <w:t>По тому же принципу созда</w:t>
       </w:r>
       <w:r>
@@ -2312,6 +2303,7 @@
           <w:sz w:val="28"/>
           <w:szCs w:val="28"/>
         </w:rPr>
+        <w:lastRenderedPageBreak/>
         <w:drawing>
           <wp:inline distT="0" distB="0" distL="0" distR="0" wp14:anchorId="380A684A" wp14:editId="7DBBD5BC">
             <wp:extent cx="5940425" cy="1010285"/>
@@ -2453,7 +2445,7 @@
 </file>
 
 <file path=word/endnotes.xml><?xml version="1.0" encoding="utf-8"?>
-<w:endnotes xmlns:wpc="http://schemas.microsoft.com/office/word/2010/wordprocessingCanvas" xmlns:cx="http://schemas.microsoft.com/office/drawing/2014/chartex" xmlns:cx1="http://schemas.microsoft.com/office/drawing/2015/9/8/chartex" xmlns:cx2="http://schemas.microsoft.com/office/drawing/2015/10/21/chartex" xmlns:cx3="http://schemas.microsoft.com/office/drawing/2016/5/9/chartex" xmlns:cx4="http://schemas.microsoft.com/office/drawing/2016/5/10/chartex" xmlns:cx5="http://schemas.microsoft.com/office/drawing/2016/5/11/chartex" xmlns:cx6="http://schemas.microsoft.com/office/drawing/2016/5/12/chartex" xmlns:cx7="http://schemas.microsoft.com/office/drawing/2016/5/13/chartex" xmlns:cx8="http://schemas.microsoft.com/office/drawing/2016/5/14/chartex" xmlns:mc="http://schemas.openxmlformats.org/markup-compatibility/2006" xmlns:aink="http://schemas.microsoft.com/office/drawing/2016/ink" xmlns:am3d="http://schemas.microsoft.com/office/drawing/2017/model3d" xmlns:o="urn:schemas-microsoft-com:office:office" xmlns:oel="http://schemas.microsoft.com/office/2019/extlst" xmlns:r="http://schemas.openxmlformats.org/officeDocument/2006/relationships" xmlns:m="http://schemas.openxmlformats.org/officeDocument/2006/math" xmlns:v="urn:schemas-microsoft-com:vml" xmlns:wp14="http://schemas.microsoft.com/office/word/2010/wordprocessingDrawing" xmlns:wp="http://schemas.openxmlformats.org/drawingml/2006/wordprocessingDrawing" xmlns:w10="urn:schemas-microsoft-com:office:word" xmlns:w="http://schemas.openxmlformats.org/wordprocessingml/2006/main" xmlns:w14="http://schemas.microsoft.com/office/word/2010/wordml" xmlns:w15="http://schemas.microsoft.com/office/word/2012/wordml" xmlns:w16cex="http://schemas.microsoft.com/office/word/2018/wordml/cex" xmlns:w16cid="http://schemas.microsoft.com/office/word/2016/wordml/cid" xmlns:w16="http://schemas.microsoft.com/office/word/2018/wordml" xmlns:w16sdtdh="http://schemas.microsoft.com/office/word/2020/wordml/sdtdatahash" xmlns:w16se="http://schemas.microsoft.com/office/word/2015/wordml/symex" xmlns:wpg="http://schemas.microsoft.com/office/word/2010/wordprocessingGroup" xmlns:wpi="http://schemas.microsoft.com/office/word/2010/wordprocessingInk" xmlns:wne="http://schemas.microsoft.com/office/word/2006/wordml" xmlns:wps="http://schemas.microsoft.com/office/word/2010/wordprocessingShape" mc:Ignorable="w14 w15 w16se w16cid w16 w16cex w16sdtdh wp14">
+<w:endnotes xmlns:wpc="http://schemas.microsoft.com/office/word/2010/wordprocessingCanvas" xmlns:cx="http://schemas.microsoft.com/office/drawing/2014/chartex" xmlns:cx1="http://schemas.microsoft.com/office/drawing/2015/9/8/chartex" xmlns:cx2="http://schemas.microsoft.com/office/drawing/2015/10/21/chartex" xmlns:cx3="http://schemas.microsoft.com/office/drawing/2016/5/9/chartex" xmlns:cx4="http://schemas.microsoft.com/office/drawing/2016/5/10/chartex" xmlns:cx5="http://schemas.microsoft.com/office/drawing/2016/5/11/chartex" xmlns:cx6="http://schemas.microsoft.com/office/drawing/2016/5/12/chartex" xmlns:cx7="http://schemas.microsoft.com/office/drawing/2016/5/13/chartex" xmlns:cx8="http://schemas.microsoft.com/office/drawing/2016/5/14/chartex" xmlns:mc="http://schemas.openxmlformats.org/markup-compatibility/2006" xmlns:aink="http://schemas.microsoft.com/office/drawing/2016/ink" xmlns:am3d="http://schemas.microsoft.com/office/drawing/2017/model3d" xmlns:o="urn:schemas-microsoft-com:office:office" xmlns:r="http://schemas.openxmlformats.org/officeDocument/2006/relationships" xmlns:m="http://schemas.openxmlformats.org/officeDocument/2006/math" xmlns:v="urn:schemas-microsoft-com:vml" xmlns:wp14="http://schemas.microsoft.com/office/word/2010/wordprocessingDrawing" xmlns:wp="http://schemas.openxmlformats.org/drawingml/2006/wordprocessingDrawing" xmlns:w10="urn:schemas-microsoft-com:office:word" xmlns:w="http://schemas.openxmlformats.org/wordprocessingml/2006/main" xmlns:w14="http://schemas.microsoft.com/office/word/2010/wordml" xmlns:w15="http://schemas.microsoft.com/office/word/2012/wordml" xmlns:w16cex="http://schemas.microsoft.com/office/word/2018/wordml/cex" xmlns:w16cid="http://schemas.microsoft.com/office/word/2016/wordml/cid" xmlns:w16="http://schemas.microsoft.com/office/word/2018/wordml" xmlns:w16sdtdh="http://schemas.microsoft.com/office/word/2020/wordml/sdtdatahash" xmlns:w16se="http://schemas.microsoft.com/office/word/2015/wordml/symex" xmlns:wpg="http://schemas.microsoft.com/office/word/2010/wordprocessingGroup" xmlns:wpi="http://schemas.microsoft.com/office/word/2010/wordprocessingInk" xmlns:wne="http://schemas.microsoft.com/office/word/2006/wordml" xmlns:wps="http://schemas.microsoft.com/office/word/2010/wordprocessingShape" mc:Ignorable="w14 w15 w16se w16cid w16 w16cex w16sdtdh wp14">
   <w:endnote w:type="separator" w:id="-1">
     <w:p>
       <w:r>
@@ -2472,7 +2464,7 @@
 </file>
 
 <file path=word/footer1.xml><?xml version="1.0" encoding="utf-8"?>
-<w:ftr xmlns:wpc="http://schemas.microsoft.com/office/word/2010/wordprocessingCanvas" xmlns:cx="http://schemas.microsoft.com/office/drawing/2014/chartex" xmlns:cx1="http://schemas.microsoft.com/office/drawing/2015/9/8/chartex" xmlns:cx2="http://schemas.microsoft.com/office/drawing/2015/10/21/chartex" xmlns:cx3="http://schemas.microsoft.com/office/drawing/2016/5/9/chartex" xmlns:cx4="http://schemas.microsoft.com/office/drawing/2016/5/10/chartex" xmlns:cx5="http://schemas.microsoft.com/office/drawing/2016/5/11/chartex" xmlns:cx6="http://schemas.microsoft.com/office/drawing/2016/5/12/chartex" xmlns:cx7="http://schemas.microsoft.com/office/drawing/2016/5/13/chartex" xmlns:cx8="http://schemas.microsoft.com/office/drawing/2016/5/14/chartex" xmlns:mc="http://schemas.openxmlformats.org/markup-compatibility/2006" xmlns:aink="http://schemas.microsoft.com/office/drawing/2016/ink" xmlns:am3d="http://schemas.microsoft.com/office/drawing/2017/model3d" xmlns:o="urn:schemas-microsoft-com:office:office" xmlns:oel="http://schemas.microsoft.com/office/2019/extlst" xmlns:r="http://schemas.openxmlformats.org/officeDocument/2006/relationships" xmlns:m="http://schemas.openxmlformats.org/officeDocument/2006/math" xmlns:v="urn:schemas-microsoft-com:vml" xmlns:wp14="http://schemas.microsoft.com/office/word/2010/wordprocessingDrawing" xmlns:wp="http://schemas.openxmlformats.org/drawingml/2006/wordprocessingDrawing" xmlns:w10="urn:schemas-microsoft-com:office:word" xmlns:w="http://schemas.openxmlformats.org/wordprocessingml/2006/main" xmlns:w14="http://schemas.microsoft.com/office/word/2010/wordml" xmlns:w15="http://schemas.microsoft.com/office/word/2012/wordml" xmlns:w16cex="http://schemas.microsoft.com/office/word/2018/wordml/cex" xmlns:w16cid="http://schemas.microsoft.com/office/word/2016/wordml/cid" xmlns:w16="http://schemas.microsoft.com/office/word/2018/wordml" xmlns:w16sdtdh="http://schemas.microsoft.com/office/word/2020/wordml/sdtdatahash" xmlns:w16se="http://schemas.microsoft.com/office/word/2015/wordml/symex" xmlns:wpg="http://schemas.microsoft.com/office/word/2010/wordprocessingGroup" xmlns:wpi="http://schemas.microsoft.com/office/word/2010/wordprocessingInk" xmlns:wne="http://schemas.microsoft.com/office/word/2006/wordml" xmlns:wps="http://schemas.microsoft.com/office/word/2010/wordprocessingShape" mc:Ignorable="w14 w15 w16se w16cid w16 w16cex w16sdtdh wp14">
+<w:ftr xmlns:wpc="http://schemas.microsoft.com/office/word/2010/wordprocessingCanvas" xmlns:cx="http://schemas.microsoft.com/office/drawing/2014/chartex" xmlns:cx1="http://schemas.microsoft.com/office/drawing/2015/9/8/chartex" xmlns:cx2="http://schemas.microsoft.com/office/drawing/2015/10/21/chartex" xmlns:cx3="http://schemas.microsoft.com/office/drawing/2016/5/9/chartex" xmlns:cx4="http://schemas.microsoft.com/office/drawing/2016/5/10/chartex" xmlns:cx5="http://schemas.microsoft.com/office/drawing/2016/5/11/chartex" xmlns:cx6="http://schemas.microsoft.com/office/drawing/2016/5/12/chartex" xmlns:cx7="http://schemas.microsoft.com/office/drawing/2016/5/13/chartex" xmlns:cx8="http://schemas.microsoft.com/office/drawing/2016/5/14/chartex" xmlns:mc="http://schemas.openxmlformats.org/markup-compatibility/2006" xmlns:aink="http://schemas.microsoft.com/office/drawing/2016/ink" xmlns:am3d="http://schemas.microsoft.com/office/drawing/2017/model3d" xmlns:o="urn:schemas-microsoft-com:office:office" xmlns:r="http://schemas.openxmlformats.org/officeDocument/2006/relationships" xmlns:m="http://schemas.openxmlformats.org/officeDocument/2006/math" xmlns:v="urn:schemas-microsoft-com:vml" xmlns:wp14="http://schemas.microsoft.com/office/word/2010/wordprocessingDrawing" xmlns:wp="http://schemas.openxmlformats.org/drawingml/2006/wordprocessingDrawing" xmlns:w10="urn:schemas-microsoft-com:office:word" xmlns:w="http://schemas.openxmlformats.org/wordprocessingml/2006/main" xmlns:w14="http://schemas.microsoft.com/office/word/2010/wordml" xmlns:w15="http://schemas.microsoft.com/office/word/2012/wordml" xmlns:w16cex="http://schemas.microsoft.com/office/word/2018/wordml/cex" xmlns:w16cid="http://schemas.microsoft.com/office/word/2016/wordml/cid" xmlns:w16="http://schemas.microsoft.com/office/word/2018/wordml" xmlns:w16sdtdh="http://schemas.microsoft.com/office/word/2020/wordml/sdtdatahash" xmlns:w16se="http://schemas.microsoft.com/office/word/2015/wordml/symex" xmlns:wpg="http://schemas.microsoft.com/office/word/2010/wordprocessingGroup" xmlns:wpi="http://schemas.microsoft.com/office/word/2010/wordprocessingInk" xmlns:wne="http://schemas.microsoft.com/office/word/2006/wordml" xmlns:wps="http://schemas.microsoft.com/office/word/2010/wordprocessingShape" mc:Ignorable="w14 w15 w16se w16cid w16 w16cex w16sdtdh wp14">
   <w:p>
     <w:pPr>
       <w:pStyle w:val="a3"/>
@@ -2575,7 +2567,7 @@
               <v:stroke joinstyle="miter"/>
               <v:path gradientshapeok="t" o:connecttype="rect"/>
             </v:shapetype>
-            <v:shape id="Textbox 1" o:spid="_x0000_s1026" type="#_x0000_t202" style="position:absolute;margin-left:310.55pt;margin-top:793.75pt;width:18.05pt;height:13.05pt;z-index:-251657216;visibility:visible;mso-wrap-style:square;mso-wrap-distance-left:0;mso-wrap-distance-top:0;mso-wrap-distance-right:0;mso-wrap-distance-bottom:0;mso-position-horizontal:absolute;mso-position-horizontal-relative:page;mso-position-vertical:absolute;mso-position-vertical-relative:page;v-text-anchor:top" o:gfxdata="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" filled="f" stroked="f">
+            <v:shape id="Textbox 1" o:spid="_x0000_s1026" type="#_x0000_t202" style="position:absolute;margin-left:310.55pt;margin-top:793.75pt;width:18.05pt;height:13.05pt;z-index:-251657216;visibility:visible;mso-wrap-style:square;mso-wrap-distance-left:0;mso-wrap-distance-top:0;mso-wrap-distance-right:0;mso-wrap-distance-bottom:0;mso-position-horizontal:absolute;mso-position-horizontal-relative:page;mso-position-vertical:absolute;mso-position-vertical-relative:page;v-text-anchor:top" o:gfxdata="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" filled="f" stroked="f">
               <v:textbox inset="0,0,0,0">
                 <w:txbxContent>
                   <w:p>
@@ -2635,7 +2627,7 @@
 </file>
 
 <file path=word/footer2.xml><?xml version="1.0" encoding="utf-8"?>
-<w:ftr xmlns:wpc="http://schemas.microsoft.com/office/word/2010/wordprocessingCanvas" xmlns:cx="http://schemas.microsoft.com/office/drawing/2014/chartex" xmlns:cx1="http://schemas.microsoft.com/office/drawing/2015/9/8/chartex" xmlns:cx2="http://schemas.microsoft.com/office/drawing/2015/10/21/chartex" xmlns:cx3="http://schemas.microsoft.com/office/drawing/2016/5/9/chartex" xmlns:cx4="http://schemas.microsoft.com/office/drawing/2016/5/10/chartex" xmlns:cx5="http://schemas.microsoft.com/office/drawing/2016/5/11/chartex" xmlns:cx6="http://schemas.microsoft.com/office/drawing/2016/5/12/chartex" xmlns:cx7="http://schemas.microsoft.com/office/drawing/2016/5/13/chartex" xmlns:cx8="http://schemas.microsoft.com/office/drawing/2016/5/14/chartex" xmlns:mc="http://schemas.openxmlformats.org/markup-compatibility/2006" xmlns:aink="http://schemas.microsoft.com/office/drawing/2016/ink" xmlns:am3d="http://schemas.microsoft.com/office/drawing/2017/model3d" xmlns:o="urn:schemas-microsoft-com:office:office" xmlns:oel="http://schemas.microsoft.com/office/2019/extlst" xmlns:r="http://schemas.openxmlformats.org/officeDocument/2006/relationships" xmlns:m="http://schemas.openxmlformats.org/officeDocument/2006/math" xmlns:v="urn:schemas-microsoft-com:vml" xmlns:wp14="http://schemas.microsoft.com/office/word/2010/wordprocessingDrawing" xmlns:wp="http://schemas.openxmlformats.org/drawingml/2006/wordprocessingDrawing" xmlns:w10="urn:schemas-microsoft-com:office:word" xmlns:w="http://schemas.openxmlformats.org/wordprocessingml/2006/main" xmlns:w14="http://schemas.microsoft.com/office/word/2010/wordml" xmlns:w15="http://schemas.microsoft.com/office/word/2012/wordml" xmlns:w16cex="http://schemas.microsoft.com/office/word/2018/wordml/cex" xmlns:w16cid="http://schemas.microsoft.com/office/word/2016/wordml/cid" xmlns:w16="http://schemas.microsoft.com/office/word/2018/wordml" xmlns:w16sdtdh="http://schemas.microsoft.com/office/word/2020/wordml/sdtdatahash" xmlns:w16se="http://schemas.microsoft.com/office/word/2015/wordml/symex" xmlns:wpg="http://schemas.microsoft.com/office/word/2010/wordprocessingGroup" xmlns:wpi="http://schemas.microsoft.com/office/word/2010/wordprocessingInk" xmlns:wne="http://schemas.microsoft.com/office/word/2006/wordml" xmlns:wps="http://schemas.microsoft.com/office/word/2010/wordprocessingShape" mc:Ignorable="w14 w15 w16se w16cid w16 w16cex w16sdtdh wp14">
+<w:ftr xmlns:wpc="http://schemas.microsoft.com/office/word/2010/wordprocessingCanvas" xmlns:cx="http://schemas.microsoft.com/office/drawing/2014/chartex" xmlns:cx1="http://schemas.microsoft.com/office/drawing/2015/9/8/chartex" xmlns:cx2="http://schemas.microsoft.com/office/drawing/2015/10/21/chartex" xmlns:cx3="http://schemas.microsoft.com/office/drawing/2016/5/9/chartex" xmlns:cx4="http://schemas.microsoft.com/office/drawing/2016/5/10/chartex" xmlns:cx5="http://schemas.microsoft.com/office/drawing/2016/5/11/chartex" xmlns:cx6="http://schemas.microsoft.com/office/drawing/2016/5/12/chartex" xmlns:cx7="http://schemas.microsoft.com/office/drawing/2016/5/13/chartex" xmlns:cx8="http://schemas.microsoft.com/office/drawing/2016/5/14/chartex" xmlns:mc="http://schemas.openxmlformats.org/markup-compatibility/2006" xmlns:aink="http://schemas.microsoft.com/office/drawing/2016/ink" xmlns:am3d="http://schemas.microsoft.com/office/drawing/2017/model3d" xmlns:o="urn:schemas-microsoft-com:office:office" xmlns:r="http://schemas.openxmlformats.org/officeDocument/2006/relationships" xmlns:m="http://schemas.openxmlformats.org/officeDocument/2006/math" xmlns:v="urn:schemas-microsoft-com:vml" xmlns:wp14="http://schemas.microsoft.com/office/word/2010/wordprocessingDrawing" xmlns:wp="http://schemas.openxmlformats.org/drawingml/2006/wordprocessingDrawing" xmlns:w10="urn:schemas-microsoft-com:office:word" xmlns:w="http://schemas.openxmlformats.org/wordprocessingml/2006/main" xmlns:w14="http://schemas.microsoft.com/office/word/2010/wordml" xmlns:w15="http://schemas.microsoft.com/office/word/2012/wordml" xmlns:w16cex="http://schemas.microsoft.com/office/word/2018/wordml/cex" xmlns:w16cid="http://schemas.microsoft.com/office/word/2016/wordml/cid" xmlns:w16="http://schemas.microsoft.com/office/word/2018/wordml" xmlns:w16sdtdh="http://schemas.microsoft.com/office/word/2020/wordml/sdtdatahash" xmlns:w16se="http://schemas.microsoft.com/office/word/2015/wordml/symex" xmlns:wpg="http://schemas.microsoft.com/office/word/2010/wordprocessingGroup" xmlns:wpi="http://schemas.microsoft.com/office/word/2010/wordprocessingInk" xmlns:wne="http://schemas.microsoft.com/office/word/2006/wordml" xmlns:wps="http://schemas.microsoft.com/office/word/2010/wordprocessingShape" mc:Ignorable="w14 w15 w16se w16cid w16 w16cex w16sdtdh wp14">
   <w:sdt>
     <w:sdtPr>
       <w:rPr>
@@ -2647,6 +2639,11 @@
         <w:docPartUnique/>
       </w:docPartObj>
     </w:sdtPr>
+    <w:sdtEndPr>
+      <w:rPr>
+        <w:rStyle w:val="a4"/>
+      </w:rPr>
+    </w:sdtEndPr>
     <w:sdtContent>
       <w:p>
         <w:pPr>
@@ -2687,7 +2684,7 @@
 </file>
 
 <file path=word/footer3.xml><?xml version="1.0" encoding="utf-8"?>
-<w:ftr xmlns:wpc="http://schemas.microsoft.com/office/word/2010/wordprocessingCanvas" xmlns:cx="http://schemas.microsoft.com/office/drawing/2014/chartex" xmlns:cx1="http://schemas.microsoft.com/office/drawing/2015/9/8/chartex" xmlns:cx2="http://schemas.microsoft.com/office/drawing/2015/10/21/chartex" xmlns:cx3="http://schemas.microsoft.com/office/drawing/2016/5/9/chartex" xmlns:cx4="http://schemas.microsoft.com/office/drawing/2016/5/10/chartex" xmlns:cx5="http://schemas.microsoft.com/office/drawing/2016/5/11/chartex" xmlns:cx6="http://schemas.microsoft.com/office/drawing/2016/5/12/chartex" xmlns:cx7="http://schemas.microsoft.com/office/drawing/2016/5/13/chartex" xmlns:cx8="http://schemas.microsoft.com/office/drawing/2016/5/14/chartex" xmlns:mc="http://schemas.openxmlformats.org/markup-compatibility/2006" xmlns:aink="http://schemas.microsoft.com/office/drawing/2016/ink" xmlns:am3d="http://schemas.microsoft.com/office/drawing/2017/model3d" xmlns:o="urn:schemas-microsoft-com:office:office" xmlns:oel="http://schemas.microsoft.com/office/2019/extlst" xmlns:r="http://schemas.openxmlformats.org/officeDocument/2006/relationships" xmlns:m="http://schemas.openxmlformats.org/officeDocument/2006/math" xmlns:v="urn:schemas-microsoft-com:vml" xmlns:wp14="http://schemas.microsoft.com/office/word/2010/wordprocessingDrawing" xmlns:wp="http://schemas.openxmlformats.org/drawingml/2006/wordprocessingDrawing" xmlns:w10="urn:schemas-microsoft-com:office:word" xmlns:w="http://schemas.openxmlformats.org/wordprocessingml/2006/main" xmlns:w14="http://schemas.microsoft.com/office/word/2010/wordml" xmlns:w15="http://schemas.microsoft.com/office/word/2012/wordml" xmlns:w16cex="http://schemas.microsoft.com/office/word/2018/wordml/cex" xmlns:w16cid="http://schemas.microsoft.com/office/word/2016/wordml/cid" xmlns:w16="http://schemas.microsoft.com/office/word/2018/wordml" xmlns:w16sdtdh="http://schemas.microsoft.com/office/word/2020/wordml/sdtdatahash" xmlns:w16se="http://schemas.microsoft.com/office/word/2015/wordml/symex" xmlns:wpg="http://schemas.microsoft.com/office/word/2010/wordprocessingGroup" xmlns:wpi="http://schemas.microsoft.com/office/word/2010/wordprocessingInk" xmlns:wne="http://schemas.microsoft.com/office/word/2006/wordml" xmlns:wps="http://schemas.microsoft.com/office/word/2010/wordprocessingShape" mc:Ignorable="w14 w15 w16se w16cid w16 w16cex w16sdtdh wp14">
+<w:ftr xmlns:wpc="http://schemas.microsoft.com/office/word/2010/wordprocessingCanvas" xmlns:cx="http://schemas.microsoft.com/office/drawing/2014/chartex" xmlns:cx1="http://schemas.microsoft.com/office/drawing/2015/9/8/chartex" xmlns:cx2="http://schemas.microsoft.com/office/drawing/2015/10/21/chartex" xmlns:cx3="http://schemas.microsoft.com/office/drawing/2016/5/9/chartex" xmlns:cx4="http://schemas.microsoft.com/office/drawing/2016/5/10/chartex" xmlns:cx5="http://schemas.microsoft.com/office/drawing/2016/5/11/chartex" xmlns:cx6="http://schemas.microsoft.com/office/drawing/2016/5/12/chartex" xmlns:cx7="http://schemas.microsoft.com/office/drawing/2016/5/13/chartex" xmlns:cx8="http://schemas.microsoft.com/office/drawing/2016/5/14/chartex" xmlns:mc="http://schemas.openxmlformats.org/markup-compatibility/2006" xmlns:aink="http://schemas.microsoft.com/office/drawing/2016/ink" xmlns:am3d="http://schemas.microsoft.com/office/drawing/2017/model3d" xmlns:o="urn:schemas-microsoft-com:office:office" xmlns:r="http://schemas.openxmlformats.org/officeDocument/2006/relationships" xmlns:m="http://schemas.openxmlformats.org/officeDocument/2006/math" xmlns:v="urn:schemas-microsoft-com:vml" xmlns:wp14="http://schemas.microsoft.com/office/word/2010/wordprocessingDrawing" xmlns:wp="http://schemas.openxmlformats.org/drawingml/2006/wordprocessingDrawing" xmlns:w10="urn:schemas-microsoft-com:office:word" xmlns:w="http://schemas.openxmlformats.org/wordprocessingml/2006/main" xmlns:w14="http://schemas.microsoft.com/office/word/2010/wordml" xmlns:w15="http://schemas.microsoft.com/office/word/2012/wordml" xmlns:w16cex="http://schemas.microsoft.com/office/word/2018/wordml/cex" xmlns:w16cid="http://schemas.microsoft.com/office/word/2016/wordml/cid" xmlns:w16="http://schemas.microsoft.com/office/word/2018/wordml" xmlns:w16sdtdh="http://schemas.microsoft.com/office/word/2020/wordml/sdtdatahash" xmlns:w16se="http://schemas.microsoft.com/office/word/2015/wordml/symex" xmlns:wpg="http://schemas.microsoft.com/office/word/2010/wordprocessingGroup" xmlns:wpi="http://schemas.microsoft.com/office/word/2010/wordprocessingInk" xmlns:wne="http://schemas.microsoft.com/office/word/2006/wordml" xmlns:wps="http://schemas.microsoft.com/office/word/2010/wordprocessingShape" mc:Ignorable="w14 w15 w16se w16cid w16 w16cex w16sdtdh wp14">
   <w:sdt>
     <w:sdtPr>
       <w:rPr>
@@ -2699,6 +2696,11 @@
         <w:docPartUnique/>
       </w:docPartObj>
     </w:sdtPr>
+    <w:sdtEndPr>
+      <w:rPr>
+        <w:rStyle w:val="a4"/>
+      </w:rPr>
+    </w:sdtEndPr>
     <w:sdtContent>
       <w:p>
         <w:pPr>
@@ -2752,7 +2754,7 @@
 </file>
 
 <file path=word/footnotes.xml><?xml version="1.0" encoding="utf-8"?>
-<w:footnotes xmlns:wpc="http://schemas.microsoft.com/office/word/2010/wordprocessingCanvas" xmlns:cx="http://schemas.microsoft.com/office/drawing/2014/chartex" xmlns:cx1="http://schemas.microsoft.com/office/drawing/2015/9/8/chartex" xmlns:cx2="http://schemas.microsoft.com/office/drawing/2015/10/21/chartex" xmlns:cx3="http://schemas.microsoft.com/office/drawing/2016/5/9/chartex" xmlns:cx4="http://schemas.microsoft.com/office/drawing/2016/5/10/chartex" xmlns:cx5="http://schemas.microsoft.com/office/drawing/2016/5/11/chartex" xmlns:cx6="http://schemas.microsoft.com/office/drawing/2016/5/12/chartex" xmlns:cx7="http://schemas.microsoft.com/office/drawing/2016/5/13/chartex" xmlns:cx8="http://schemas.microsoft.com/office/drawing/2016/5/14/chartex" xmlns:mc="http://schemas.openxmlformats.org/markup-compatibility/2006" xmlns:aink="http://schemas.microsoft.com/office/drawing/2016/ink" xmlns:am3d="http://schemas.microsoft.com/office/drawing/2017/model3d" xmlns:o="urn:schemas-microsoft-com:office:office" xmlns:oel="http://schemas.microsoft.com/office/2019/extlst" xmlns:r="http://schemas.openxmlformats.org/officeDocument/2006/relationships" xmlns:m="http://schemas.openxmlformats.org/officeDocument/2006/math" xmlns:v="urn:schemas-microsoft-com:vml" xmlns:wp14="http://schemas.microsoft.com/office/word/2010/wordprocessingDrawing" xmlns:wp="http://schemas.openxmlformats.org/drawingml/2006/wordprocessingDrawing" xmlns:w10="urn:schemas-microsoft-com:office:word" xmlns:w="http://schemas.openxmlformats.org/wordprocessingml/2006/main" xmlns:w14="http://schemas.microsoft.com/office/word/2010/wordml" xmlns:w15="http://schemas.microsoft.com/office/word/2012/wordml" xmlns:w16cex="http://schemas.microsoft.com/office/word/2018/wordml/cex" xmlns:w16cid="http://schemas.microsoft.com/office/word/2016/wordml/cid" xmlns:w16="http://schemas.microsoft.com/office/word/2018/wordml" xmlns:w16sdtdh="http://schemas.microsoft.com/office/word/2020/wordml/sdtdatahash" xmlns:w16se="http://schemas.microsoft.com/office/word/2015/wordml/symex" xmlns:wpg="http://schemas.microsoft.com/office/word/2010/wordprocessingGroup" xmlns:wpi="http://schemas.microsoft.com/office/word/2010/wordprocessingInk" xmlns:wne="http://schemas.microsoft.com/office/word/2006/wordml" xmlns:wps="http://schemas.microsoft.com/office/word/2010/wordprocessingShape" mc:Ignorable="w14 w15 w16se w16cid w16 w16cex w16sdtdh wp14">
+<w:footnotes xmlns:wpc="http://schemas.microsoft.com/office/word/2010/wordprocessingCanvas" xmlns:cx="http://schemas.microsoft.com/office/drawing/2014/chartex" xmlns:cx1="http://schemas.microsoft.com/office/drawing/2015/9/8/chartex" xmlns:cx2="http://schemas.microsoft.com/office/drawing/2015/10/21/chartex" xmlns:cx3="http://schemas.microsoft.com/office/drawing/2016/5/9/chartex" xmlns:cx4="http://schemas.microsoft.com/office/drawing/2016/5/10/chartex" xmlns:cx5="http://schemas.microsoft.com/office/drawing/2016/5/11/chartex" xmlns:cx6="http://schemas.microsoft.com/office/drawing/2016/5/12/chartex" xmlns:cx7="http://schemas.microsoft.com/office/drawing/2016/5/13/chartex" xmlns:cx8="http://schemas.microsoft.com/office/drawing/2016/5/14/chartex" xmlns:mc="http://schemas.openxmlformats.org/markup-compatibility/2006" xmlns:aink="http://schemas.microsoft.com/office/drawing/2016/ink" xmlns:am3d="http://schemas.microsoft.com/office/drawing/2017/model3d" xmlns:o="urn:schemas-microsoft-com:office:office" xmlns:r="http://schemas.openxmlformats.org/officeDocument/2006/relationships" xmlns:m="http://schemas.openxmlformats.org/officeDocument/2006/math" xmlns:v="urn:schemas-microsoft-com:vml" xmlns:wp14="http://schemas.microsoft.com/office/word/2010/wordprocessingDrawing" xmlns:wp="http://schemas.openxmlformats.org/drawingml/2006/wordprocessingDrawing" xmlns:w10="urn:schemas-microsoft-com:office:word" xmlns:w="http://schemas.openxmlformats.org/wordprocessingml/2006/main" xmlns:w14="http://schemas.microsoft.com/office/word/2010/wordml" xmlns:w15="http://schemas.microsoft.com/office/word/2012/wordml" xmlns:w16cex="http://schemas.microsoft.com/office/word/2018/wordml/cex" xmlns:w16cid="http://schemas.microsoft.com/office/word/2016/wordml/cid" xmlns:w16="http://schemas.microsoft.com/office/word/2018/wordml" xmlns:w16sdtdh="http://schemas.microsoft.com/office/word/2020/wordml/sdtdatahash" xmlns:w16se="http://schemas.microsoft.com/office/word/2015/wordml/symex" xmlns:wpg="http://schemas.microsoft.com/office/word/2010/wordprocessingGroup" xmlns:wpi="http://schemas.microsoft.com/office/word/2010/wordprocessingInk" xmlns:wne="http://schemas.microsoft.com/office/word/2006/wordml" xmlns:wps="http://schemas.microsoft.com/office/word/2010/wordprocessingShape" mc:Ignorable="w14 w15 w16se w16cid w16 w16cex w16sdtdh wp14">
   <w:footnote w:type="separator" w:id="-1">
     <w:p>
       <w:r>
@@ -2771,7 +2773,7 @@
 </file>
 
 <file path=word/numbering.xml><?xml version="1.0" encoding="utf-8"?>
-<w:numbering xmlns:wpc="http://schemas.microsoft.com/office/word/2010/wordprocessingCanvas" xmlns:cx="http://schemas.microsoft.com/office/drawing/2014/chartex" xmlns:cx1="http://schemas.microsoft.com/office/drawing/2015/9/8/chartex" xmlns:cx2="http://schemas.microsoft.com/office/drawing/2015/10/21/chartex" xmlns:cx3="http://schemas.microsoft.com/office/drawing/2016/5/9/chartex" xmlns:cx4="http://schemas.microsoft.com/office/drawing/2016/5/10/chartex" xmlns:cx5="http://schemas.microsoft.com/office/drawing/2016/5/11/chartex" xmlns:cx6="http://schemas.microsoft.com/office/drawing/2016/5/12/chartex" xmlns:cx7="http://schemas.microsoft.com/office/drawing/2016/5/13/chartex" xmlns:cx8="http://schemas.microsoft.com/office/drawing/2016/5/14/chartex" xmlns:mc="http://schemas.openxmlformats.org/markup-compatibility/2006" xmlns:aink="http://schemas.microsoft.com/office/drawing/2016/ink" xmlns:am3d="http://schemas.microsoft.com/office/drawing/2017/model3d" xmlns:o="urn:schemas-microsoft-com:office:office" xmlns:oel="http://schemas.microsoft.com/office/2019/extlst" xmlns:r="http://schemas.openxmlformats.org/officeDocument/2006/relationships" xmlns:m="http://schemas.openxmlformats.org/officeDocument/2006/math" xmlns:v="urn:schemas-microsoft-com:vml" xmlns:wp14="http://schemas.microsoft.com/office/word/2010/wordprocessingDrawing" xmlns:wp="http://schemas.openxmlformats.org/drawingml/2006/wordprocessingDrawing" xmlns:w10="urn:schemas-microsoft-com:office:word" xmlns:w="http://schemas.openxmlformats.org/wordprocessingml/2006/main" xmlns:w14="http://schemas.microsoft.com/office/word/2010/wordml" xmlns:w15="http://schemas.microsoft.com/office/word/2012/wordml" xmlns:w16cex="http://schemas.microsoft.com/office/word/2018/wordml/cex" xmlns:w16cid="http://schemas.microsoft.com/office/word/2016/wordml/cid" xmlns:w16="http://schemas.microsoft.com/office/word/2018/wordml" xmlns:w16sdtdh="http://schemas.microsoft.com/office/word/2020/wordml/sdtdatahash" xmlns:w16se="http://schemas.microsoft.com/office/word/2015/wordml/symex" xmlns:wpg="http://schemas.microsoft.com/office/word/2010/wordprocessingGroup" xmlns:wpi="http://schemas.microsoft.com/office/word/2010/wordprocessingInk" xmlns:wne="http://schemas.microsoft.com/office/word/2006/wordml" xmlns:wps="http://schemas.microsoft.com/office/word/2010/wordprocessingShape" mc:Ignorable="w14 w15 w16se w16cid w16 w16cex w16sdtdh wp14">
+<w:numbering xmlns:wpc="http://schemas.microsoft.com/office/word/2010/wordprocessingCanvas" xmlns:cx="http://schemas.microsoft.com/office/drawing/2014/chartex" xmlns:cx1="http://schemas.microsoft.com/office/drawing/2015/9/8/chartex" xmlns:cx2="http://schemas.microsoft.com/office/drawing/2015/10/21/chartex" xmlns:cx3="http://schemas.microsoft.com/office/drawing/2016/5/9/chartex" xmlns:cx4="http://schemas.microsoft.com/office/drawing/2016/5/10/chartex" xmlns:cx5="http://schemas.microsoft.com/office/drawing/2016/5/11/chartex" xmlns:cx6="http://schemas.microsoft.com/office/drawing/2016/5/12/chartex" xmlns:cx7="http://schemas.microsoft.com/office/drawing/2016/5/13/chartex" xmlns:cx8="http://schemas.microsoft.com/office/drawing/2016/5/14/chartex" xmlns:mc="http://schemas.openxmlformats.org/markup-compatibility/2006" xmlns:aink="http://schemas.microsoft.com/office/drawing/2016/ink" xmlns:am3d="http://schemas.microsoft.com/office/drawing/2017/model3d" xmlns:o="urn:schemas-microsoft-com:office:office" xmlns:r="http://schemas.openxmlformats.org/officeDocument/2006/relationships" xmlns:m="http://schemas.openxmlformats.org/officeDocument/2006/math" xmlns:v="urn:schemas-microsoft-com:vml" xmlns:wp14="http://schemas.microsoft.com/office/word/2010/wordprocessingDrawing" xmlns:wp="http://schemas.openxmlformats.org/drawingml/2006/wordprocessingDrawing" xmlns:w10="urn:schemas-microsoft-com:office:word" xmlns:w="http://schemas.openxmlformats.org/wordprocessingml/2006/main" xmlns:w14="http://schemas.microsoft.com/office/word/2010/wordml" xmlns:w15="http://schemas.microsoft.com/office/word/2012/wordml" xmlns:w16cex="http://schemas.microsoft.com/office/word/2018/wordml/cex" xmlns:w16cid="http://schemas.microsoft.com/office/word/2016/wordml/cid" xmlns:w16="http://schemas.microsoft.com/office/word/2018/wordml" xmlns:w16sdtdh="http://schemas.microsoft.com/office/word/2020/wordml/sdtdatahash" xmlns:w16se="http://schemas.microsoft.com/office/word/2015/wordml/symex" xmlns:wpg="http://schemas.microsoft.com/office/word/2010/wordprocessingGroup" xmlns:wpi="http://schemas.microsoft.com/office/word/2010/wordprocessingInk" xmlns:wne="http://schemas.microsoft.com/office/word/2006/wordml" xmlns:wps="http://schemas.microsoft.com/office/word/2010/wordprocessingShape" mc:Ignorable="w14 w15 w16se w16cid w16 w16cex w16sdtdh wp14">
   <w:abstractNum w:abstractNumId="0" w15:restartNumberingAfterBreak="0">
     <w:nsid w:val="2ACC1233"/>
     <w:multiLevelType w:val="hybridMultilevel"/>
@@ -3461,25 +3463,25 @@
       </w:pPr>
     </w:lvl>
   </w:abstractNum>
-  <w:num w:numId="1" w16cid:durableId="2053532923">
+  <w:num w:numId="1">
     <w:abstractNumId w:val="4"/>
   </w:num>
-  <w:num w:numId="2" w16cid:durableId="843128524">
+  <w:num w:numId="2">
     <w:abstractNumId w:val="0"/>
   </w:num>
-  <w:num w:numId="3" w16cid:durableId="1259555639">
+  <w:num w:numId="3">
     <w:abstractNumId w:val="3"/>
   </w:num>
-  <w:num w:numId="4" w16cid:durableId="366368239">
+  <w:num w:numId="4">
     <w:abstractNumId w:val="1"/>
   </w:num>
-  <w:num w:numId="5" w16cid:durableId="141823122">
+  <w:num w:numId="5">
     <w:abstractNumId w:val="5"/>
   </w:num>
-  <w:num w:numId="6" w16cid:durableId="26103062">
+  <w:num w:numId="6">
     <w:abstractNumId w:val="2"/>
   </w:num>
-  <w:num w:numId="7" w16cid:durableId="541400431">
+  <w:num w:numId="7">
     <w:abstractNumId w:val="6"/>
   </w:num>
 </w:numbering>
